--- a/ai_12/artem_nechai/epic_2/epic_2_report_artem_nechai.docx
+++ b/ai_12/artem_nechai/epic_2/epic_2_report_artem_nechai.docx
@@ -104,12 +104,12 @@
             <wp:extent cx="2727722" cy="2571750"/>
             <wp:effectExtent b="0" l="0" r="0" t="0"/>
             <wp:wrapNone/>
-            <wp:docPr descr="A blue and white logo&#10;&#10;Description automatically generated" id="28" name="image16.jpg"/>
+            <wp:docPr descr="A blue and white logo&#10;&#10;Description automatically generated" id="32" name="image23.jpg"/>
             <a:graphic>
               <a:graphicData uri="http://schemas.openxmlformats.org/drawingml/2006/picture">
                 <pic:pic>
                   <pic:nvPicPr>
-                    <pic:cNvPr descr="A blue and white logo&#10;&#10;Description automatically generated" id="0" name="image16.jpg"/>
+                    <pic:cNvPr descr="A blue and white logo&#10;&#10;Description automatically generated" id="0" name="image23.jpg"/>
                     <pic:cNvPicPr preferRelativeResize="0"/>
                   </pic:nvPicPr>
                   <pic:blipFill>
@@ -2737,7 +2737,7 @@
           <w:szCs w:val="24"/>
           <w:rtl w:val="0"/>
         </w:rPr>
-        <w:t xml:space="preserve">Варіант завдання: 8</w:t>
+        <w:t xml:space="preserve">Варіант завдання: 16</w:t>
       </w:r>
       <w:r>
         <w:rPr>
@@ -2776,14 +2776,14 @@
         </w:rPr>
         <w:drawing>
           <wp:inline distB="114300" distT="114300" distL="114300" distR="114300">
-            <wp:extent cx="3086100" cy="895350"/>
+            <wp:extent cx="1828800" cy="819150"/>
             <wp:effectExtent b="0" l="0" r="0" t="0"/>
-            <wp:docPr id="10" name="image10.png"/>
+            <wp:docPr id="17" name="image14.png"/>
             <a:graphic>
               <a:graphicData uri="http://schemas.openxmlformats.org/drawingml/2006/picture">
                 <pic:pic>
                   <pic:nvPicPr>
-                    <pic:cNvPr id="0" name="image10.png"/>
+                    <pic:cNvPr id="0" name="image14.png"/>
                     <pic:cNvPicPr preferRelativeResize="0"/>
                   </pic:nvPicPr>
                   <pic:blipFill>
@@ -2796,7 +2796,7 @@
                   <pic:spPr>
                     <a:xfrm>
                       <a:off x="0" y="0"/>
-                      <a:ext cx="3086100" cy="895350"/>
+                      <a:ext cx="1828800" cy="819150"/>
                     </a:xfrm>
                     <a:prstGeom prst="rect"/>
                     <a:ln/>
@@ -2949,16 +2949,12 @@
           <w:szCs w:val="24"/>
           <w:rtl w:val="0"/>
         </w:rPr>
-        <w:t xml:space="preserve">Варіант завдання: </w:t>
-      </w:r>
-      <w:r>
-        <w:rPr>
-          <w:rFonts w:ascii="Times New Roman" w:cs="Times New Roman" w:eastAsia="Times New Roman" w:hAnsi="Times New Roman"/>
-          <w:sz w:val="24"/>
-          <w:szCs w:val="24"/>
-          <w:rtl w:val="0"/>
-        </w:rPr>
-        <w:t xml:space="preserve">8</w:t>
+        <w:t xml:space="preserve">Варіант завдання: 16</w:t>
+      </w:r>
+      <w:r>
+        <w:rPr>
+          <w:rtl w:val="0"/>
+        </w:rPr>
       </w:r>
     </w:p>
     <w:p>
@@ -3003,14 +2999,14 @@
         </w:rPr>
         <w:drawing>
           <wp:inline distB="114300" distT="114300" distL="114300" distR="114300">
-            <wp:extent cx="981075" cy="895350"/>
+            <wp:extent cx="1181100" cy="866775"/>
             <wp:effectExtent b="0" l="0" r="0" t="0"/>
-            <wp:docPr id="34" name="image28.png"/>
+            <wp:docPr id="40" name="image29.png"/>
             <a:graphic>
               <a:graphicData uri="http://schemas.openxmlformats.org/drawingml/2006/picture">
                 <pic:pic>
                   <pic:nvPicPr>
-                    <pic:cNvPr id="0" name="image28.png"/>
+                    <pic:cNvPr id="0" name="image29.png"/>
                     <pic:cNvPicPr preferRelativeResize="0"/>
                   </pic:nvPicPr>
                   <pic:blipFill>
@@ -3023,7 +3019,7 @@
                   <pic:spPr>
                     <a:xfrm>
                       <a:off x="0" y="0"/>
-                      <a:ext cx="981075" cy="895350"/>
+                      <a:ext cx="1181100" cy="866775"/>
                     </a:xfrm>
                     <a:prstGeom prst="rect"/>
                     <a:ln/>
@@ -3541,9 +3537,576 @@
           <w:szCs w:val="24"/>
           <w:rtl w:val="0"/>
         </w:rPr>
-        <w:t xml:space="preserve">Важливі деталі для врахування в імплементації програми: використати if, else, switch case, cin, cout, and, or, not</w:t>
+        <w:t xml:space="preserve">Важливі деталі для врахування в імплементації програми: використати if, else, switch case, cin, cout, and, or, not </w:t>
+      </w:r>
+    </w:p>
+    <w:p>
+      <w:pPr>
+        <w:spacing w:line="240" w:lineRule="auto"/>
+        <w:ind w:left="720" w:firstLine="0"/>
+        <w:rPr>
+          <w:rFonts w:ascii="Times New Roman" w:cs="Times New Roman" w:eastAsia="Times New Roman" w:hAnsi="Times New Roman"/>
+          <w:sz w:val="24"/>
+          <w:szCs w:val="24"/>
+        </w:rPr>
+      </w:pPr>
+      <w:r>
+        <w:rPr>
+          <w:rtl w:val="0"/>
+        </w:rPr>
+      </w:r>
+    </w:p>
+    <w:p>
+      <w:pPr>
+        <w:spacing w:line="276" w:lineRule="auto"/>
+        <w:rPr>
+          <w:rFonts w:ascii="Times New Roman" w:cs="Times New Roman" w:eastAsia="Times New Roman" w:hAnsi="Times New Roman"/>
+          <w:sz w:val="24"/>
+          <w:szCs w:val="24"/>
+          <w:shd w:fill="fff2cc" w:val="clear"/>
+        </w:rPr>
+      </w:pPr>
+      <w:r>
+        <w:rPr>
+          <w:rFonts w:ascii="Times New Roman" w:cs="Times New Roman" w:eastAsia="Times New Roman" w:hAnsi="Times New Roman"/>
+          <w:sz w:val="24"/>
+          <w:szCs w:val="24"/>
+          <w:rtl w:val="0"/>
+        </w:rPr>
+        <w:t xml:space="preserve">Завдання №5 </w:t>
+      </w:r>
+      <w:r>
+        <w:rPr>
+          <w:rFonts w:ascii="Calibri" w:cs="Calibri" w:eastAsia="Calibri" w:hAnsi="Calibri"/>
+          <w:rtl w:val="0"/>
+        </w:rPr>
+        <w:t xml:space="preserve">Lab# programming: Algotester Lab 1 Task 2</w:t>
+      </w:r>
+      <w:r>
+        <w:rPr>
+          <w:rtl w:val="0"/>
+        </w:rPr>
+      </w:r>
+    </w:p>
+    <w:p>
+      <w:pPr>
+        <w:numPr>
+          <w:ilvl w:val="0"/>
+          <w:numId w:val="4"/>
+        </w:numPr>
+        <w:spacing w:line="240" w:lineRule="auto"/>
+        <w:ind w:left="720" w:hanging="360"/>
+        <w:rPr>
+          <w:rFonts w:ascii="Calibri" w:cs="Calibri" w:eastAsia="Calibri" w:hAnsi="Calibri"/>
+          <w:sz w:val="24"/>
+          <w:szCs w:val="24"/>
+        </w:rPr>
+      </w:pPr>
+      <w:r>
+        <w:rPr>
+          <w:rFonts w:ascii="Times New Roman" w:cs="Times New Roman" w:eastAsia="Times New Roman" w:hAnsi="Times New Roman"/>
+          <w:sz w:val="24"/>
+          <w:szCs w:val="24"/>
+          <w:rtl w:val="0"/>
+        </w:rPr>
+        <w:t xml:space="preserve">Варіант завдання: 2</w:t>
+      </w:r>
+      <w:r>
+        <w:rPr>
+          <w:rtl w:val="0"/>
+        </w:rPr>
+      </w:r>
+    </w:p>
+    <w:p>
+      <w:pPr>
+        <w:numPr>
+          <w:ilvl w:val="0"/>
+          <w:numId w:val="4"/>
+        </w:numPr>
+        <w:spacing w:line="240" w:lineRule="auto"/>
+        <w:ind w:left="720" w:hanging="360"/>
+        <w:rPr>
+          <w:rFonts w:ascii="Calibri" w:cs="Calibri" w:eastAsia="Calibri" w:hAnsi="Calibri"/>
+          <w:sz w:val="24"/>
+          <w:szCs w:val="24"/>
+        </w:rPr>
+      </w:pPr>
+      <w:r>
+        <w:rPr>
+          <w:rFonts w:ascii="Times New Roman" w:cs="Times New Roman" w:eastAsia="Times New Roman" w:hAnsi="Times New Roman"/>
+          <w:sz w:val="24"/>
+          <w:szCs w:val="24"/>
+          <w:rtl w:val="0"/>
+        </w:rPr>
+        <w:t xml:space="preserve">Деталі завдання: </w:t>
+      </w:r>
+    </w:p>
+    <w:p>
+      <w:pPr>
+        <w:shd w:fill="ffffff" w:val="clear"/>
+        <w:spacing w:after="160" w:lineRule="auto"/>
+        <w:ind w:left="720" w:firstLine="0"/>
+        <w:rPr>
+          <w:rFonts w:ascii="Times New Roman" w:cs="Times New Roman" w:eastAsia="Times New Roman" w:hAnsi="Times New Roman"/>
+          <w:sz w:val="24"/>
+          <w:szCs w:val="24"/>
+        </w:rPr>
+      </w:pPr>
+      <w:r>
+        <w:rPr>
+          <w:rFonts w:ascii="Times New Roman" w:cs="Times New Roman" w:eastAsia="Times New Roman" w:hAnsi="Times New Roman"/>
+          <w:sz w:val="24"/>
+          <w:szCs w:val="24"/>
+          <w:rtl w:val="0"/>
+        </w:rPr>
+        <w:t xml:space="preserve">У вас є стіл, у якого є 4 ніжки, довжини яких вам дано.</w:t>
+      </w:r>
+    </w:p>
+    <w:p>
+      <w:pPr>
+        <w:shd w:fill="ffffff" w:val="clear"/>
+        <w:spacing w:after="160" w:lineRule="auto"/>
+        <w:ind w:left="720" w:firstLine="0"/>
+        <w:rPr>
+          <w:rFonts w:ascii="Times New Roman" w:cs="Times New Roman" w:eastAsia="Times New Roman" w:hAnsi="Times New Roman"/>
+          <w:sz w:val="24"/>
+          <w:szCs w:val="24"/>
+        </w:rPr>
+      </w:pPr>
+      <w:r>
+        <w:rPr>
+          <w:rFonts w:ascii="Times New Roman" w:cs="Times New Roman" w:eastAsia="Times New Roman" w:hAnsi="Times New Roman"/>
+          <w:sz w:val="24"/>
+          <w:szCs w:val="24"/>
+          <w:rtl w:val="0"/>
+        </w:rPr>
+        <w:t xml:space="preserve">Ви хочете зробити ніжки рівної довжини, для цього ви відпиляєте 𝑑</w:t>
+      </w:r>
+    </w:p>
+    <w:p>
+      <w:pPr>
+        <w:shd w:fill="ffffff" w:val="clear"/>
+        <w:spacing w:after="160" w:lineRule="auto"/>
+        <w:ind w:left="720" w:firstLine="0"/>
+        <w:rPr>
+          <w:rFonts w:ascii="Times New Roman" w:cs="Times New Roman" w:eastAsia="Times New Roman" w:hAnsi="Times New Roman"/>
+          <w:sz w:val="24"/>
+          <w:szCs w:val="24"/>
+        </w:rPr>
+      </w:pPr>
+      <w:r>
+        <w:rPr>
+          <w:rFonts w:ascii="Times New Roman" w:cs="Times New Roman" w:eastAsia="Times New Roman" w:hAnsi="Times New Roman"/>
+          <w:sz w:val="24"/>
+          <w:szCs w:val="24"/>
+          <w:rtl w:val="0"/>
+        </w:rPr>
+        <w:t xml:space="preserve">від кожної ніжки (тобто вам буде дано 4 числа, кожне з яких буде означати відпилювання від відповіної ніжки стола).</w:t>
+      </w:r>
+    </w:p>
+    <w:p>
+      <w:pPr>
+        <w:shd w:fill="ffffff" w:val="clear"/>
+        <w:spacing w:after="160" w:lineRule="auto"/>
+        <w:ind w:left="720" w:firstLine="0"/>
+        <w:rPr>
+          <w:rFonts w:ascii="Times New Roman" w:cs="Times New Roman" w:eastAsia="Times New Roman" w:hAnsi="Times New Roman"/>
+          <w:sz w:val="24"/>
+          <w:szCs w:val="24"/>
+        </w:rPr>
+      </w:pPr>
+      <w:r>
+        <w:rPr>
+          <w:rFonts w:ascii="Times New Roman" w:cs="Times New Roman" w:eastAsia="Times New Roman" w:hAnsi="Times New Roman"/>
+          <w:sz w:val="24"/>
+          <w:szCs w:val="24"/>
+          <w:rtl w:val="0"/>
+        </w:rPr>
+        <w:t xml:space="preserve">Якщо під час відпилювання найдовша ніжка стола буде у 2 рази більша-рівна ніж найменша ніжка - стіл перевернеться, але відпилювати ніжки це вам не завадить.</w:t>
+      </w:r>
+    </w:p>
+    <w:p>
+      <w:pPr>
+        <w:shd w:fill="ffffff" w:val="clear"/>
+        <w:spacing w:after="160" w:lineRule="auto"/>
+        <w:ind w:left="720" w:firstLine="0"/>
+        <w:rPr>
+          <w:rFonts w:ascii="Times New Roman" w:cs="Times New Roman" w:eastAsia="Times New Roman" w:hAnsi="Times New Roman"/>
+          <w:sz w:val="24"/>
+          <w:szCs w:val="24"/>
+        </w:rPr>
+      </w:pPr>
+      <w:r>
+        <w:rPr>
+          <w:rFonts w:ascii="Times New Roman" w:cs="Times New Roman" w:eastAsia="Times New Roman" w:hAnsi="Times New Roman"/>
+          <w:sz w:val="24"/>
+          <w:szCs w:val="24"/>
+          <w:rtl w:val="0"/>
+        </w:rPr>
+        <w:t xml:space="preserve">Тобто якщо ℎ𝑚𝑎𝑥 &gt;=2 ∗ℎ𝑚𝑖𝑛</w:t>
+      </w:r>
+    </w:p>
+    <w:p>
+      <w:pPr>
+        <w:shd w:fill="ffffff" w:val="clear"/>
+        <w:spacing w:after="160" w:lineRule="auto"/>
+        <w:ind w:left="720" w:firstLine="0"/>
+        <w:rPr>
+          <w:rFonts w:ascii="Times New Roman" w:cs="Times New Roman" w:eastAsia="Times New Roman" w:hAnsi="Times New Roman"/>
+          <w:sz w:val="24"/>
+          <w:szCs w:val="24"/>
+        </w:rPr>
+      </w:pPr>
+      <w:r>
+        <w:rPr>
+          <w:rFonts w:ascii="Times New Roman" w:cs="Times New Roman" w:eastAsia="Times New Roman" w:hAnsi="Times New Roman"/>
+          <w:sz w:val="24"/>
+          <w:szCs w:val="24"/>
+          <w:rtl w:val="0"/>
+        </w:rPr>
+        <w:t xml:space="preserve">то стіл перевертається. </w:t>
+      </w:r>
+      <w:r>
+        <w:rPr>
+          <w:rFonts w:ascii="Times New Roman" w:cs="Times New Roman" w:eastAsia="Times New Roman" w:hAnsi="Times New Roman"/>
+          <w:sz w:val="24"/>
+          <w:szCs w:val="24"/>
+          <w:rtl w:val="0"/>
+        </w:rPr>
+        <w:t xml:space="preserve">Увага</w:t>
+      </w:r>
+      <w:r>
+        <w:rPr>
+          <w:rFonts w:ascii="Times New Roman" w:cs="Times New Roman" w:eastAsia="Times New Roman" w:hAnsi="Times New Roman"/>
+          <w:sz w:val="24"/>
+          <w:szCs w:val="24"/>
+          <w:rtl w:val="0"/>
+        </w:rPr>
+        <w:t xml:space="preserve">, це може статися і між початком та кінцем відпилювання, наприклад коли відпиляють 2, але ще не встигнуть відпиляти 3тю ніжку. Також ми вважаємо що перед відпилюванням стіл не перевернеться.</w:t>
+      </w:r>
+    </w:p>
+    <w:p>
+      <w:pPr>
+        <w:shd w:fill="ffffff" w:val="clear"/>
+        <w:spacing w:after="160" w:lineRule="auto"/>
+        <w:ind w:left="720" w:firstLine="0"/>
+        <w:rPr>
+          <w:rFonts w:ascii="Times New Roman" w:cs="Times New Roman" w:eastAsia="Times New Roman" w:hAnsi="Times New Roman"/>
+          <w:sz w:val="24"/>
+          <w:szCs w:val="24"/>
+        </w:rPr>
+      </w:pPr>
+      <w:r>
+        <w:rPr>
+          <w:rFonts w:ascii="Times New Roman" w:cs="Times New Roman" w:eastAsia="Times New Roman" w:hAnsi="Times New Roman"/>
+          <w:sz w:val="24"/>
+          <w:szCs w:val="24"/>
+          <w:rtl w:val="0"/>
+        </w:rPr>
+        <w:t xml:space="preserve">Ваше завдання сказати чи після усіх маніпуляцій стіл буде цілий та паралельний підлозі.</w:t>
+      </w:r>
+    </w:p>
+    <w:p>
+      <w:pPr>
+        <w:shd w:fill="ffffff" w:val="clear"/>
+        <w:spacing w:after="160" w:lineRule="auto"/>
+        <w:ind w:left="720" w:firstLine="0"/>
+        <w:rPr>
+          <w:rFonts w:ascii="Times New Roman" w:cs="Times New Roman" w:eastAsia="Times New Roman" w:hAnsi="Times New Roman"/>
+          <w:color w:val="333333"/>
+          <w:sz w:val="24"/>
+          <w:szCs w:val="24"/>
+        </w:rPr>
+      </w:pPr>
+      <w:r>
+        <w:rPr>
+          <w:rFonts w:ascii="Times New Roman" w:cs="Times New Roman" w:eastAsia="Times New Roman" w:hAnsi="Times New Roman"/>
+          <w:sz w:val="24"/>
+          <w:szCs w:val="24"/>
+          <w:rtl w:val="0"/>
+        </w:rPr>
+        <w:t xml:space="preserve">Якщо довжина, яку відріжуть буде більша за довжину ножки - вам треба вивести E</w:t>
+      </w:r>
+      <w:r>
+        <w:rPr>
+          <w:rFonts w:ascii="Times New Roman" w:cs="Times New Roman" w:eastAsia="Times New Roman" w:hAnsi="Times New Roman"/>
+          <w:color w:val="333333"/>
+          <w:sz w:val="24"/>
+          <w:szCs w:val="24"/>
+          <w:rtl w:val="0"/>
+        </w:rPr>
+        <w:t xml:space="preserve">RROR.</w:t>
+      </w:r>
+    </w:p>
+    <w:p>
+      <w:pPr>
+        <w:spacing w:after="120" w:lineRule="auto"/>
+        <w:ind w:left="720" w:firstLine="0"/>
+        <w:rPr>
+          <w:rFonts w:ascii="Times New Roman" w:cs="Times New Roman" w:eastAsia="Times New Roman" w:hAnsi="Times New Roman"/>
+          <w:sz w:val="24"/>
+          <w:szCs w:val="24"/>
+        </w:rPr>
+      </w:pPr>
+      <w:r>
+        <w:rPr>
+          <w:rFonts w:ascii="Times New Roman" w:cs="Times New Roman" w:eastAsia="Times New Roman" w:hAnsi="Times New Roman"/>
+          <w:sz w:val="24"/>
+          <w:szCs w:val="24"/>
+          <w:rtl w:val="0"/>
+        </w:rPr>
+        <w:t xml:space="preserve">Посилання на завдання: </w:t>
+      </w:r>
+      <w:hyperlink r:id="rId13">
+        <w:r>
+          <w:rPr>
+            <w:rFonts w:ascii="Times New Roman" w:cs="Times New Roman" w:eastAsia="Times New Roman" w:hAnsi="Times New Roman"/>
+            <w:color w:val="1155cc"/>
+            <w:sz w:val="24"/>
+            <w:szCs w:val="24"/>
+            <w:u w:val="single"/>
+            <w:rtl w:val="0"/>
+          </w:rPr>
+          <w:t xml:space="preserve">https://algotester.com/en/ContestProblem/DisplayWithEditor/167962</w:t>
+        </w:r>
+      </w:hyperlink>
+      <w:r>
+        <w:rPr>
+          <w:rtl w:val="0"/>
+        </w:rPr>
+      </w:r>
+    </w:p>
+    <w:p>
+      <w:pPr>
+        <w:numPr>
+          <w:ilvl w:val="0"/>
+          <w:numId w:val="4"/>
+        </w:numPr>
+        <w:spacing w:line="240" w:lineRule="auto"/>
+        <w:ind w:left="720" w:hanging="360"/>
+        <w:rPr>
+          <w:rFonts w:ascii="Calibri" w:cs="Calibri" w:eastAsia="Calibri" w:hAnsi="Calibri"/>
+          <w:sz w:val="24"/>
+          <w:szCs w:val="24"/>
+        </w:rPr>
+      </w:pPr>
+      <w:r>
+        <w:rPr>
+          <w:rFonts w:ascii="Times New Roman" w:cs="Times New Roman" w:eastAsia="Times New Roman" w:hAnsi="Times New Roman"/>
+          <w:sz w:val="24"/>
+          <w:szCs w:val="24"/>
+          <w:rtl w:val="0"/>
+        </w:rPr>
+        <w:t xml:space="preserve">Важливі деталі для врахування в імплементації програми: використати if, for, cout</w:t>
         <w:br w:type="textWrapping"/>
       </w:r>
+    </w:p>
+    <w:p>
+      <w:pPr>
+        <w:spacing w:line="276" w:lineRule="auto"/>
+        <w:rPr>
+          <w:rFonts w:ascii="Times New Roman" w:cs="Times New Roman" w:eastAsia="Times New Roman" w:hAnsi="Times New Roman"/>
+          <w:sz w:val="24"/>
+          <w:szCs w:val="24"/>
+          <w:shd w:fill="fff2cc" w:val="clear"/>
+        </w:rPr>
+      </w:pPr>
+      <w:r>
+        <w:rPr>
+          <w:rFonts w:ascii="Times New Roman" w:cs="Times New Roman" w:eastAsia="Times New Roman" w:hAnsi="Times New Roman"/>
+          <w:sz w:val="24"/>
+          <w:szCs w:val="24"/>
+          <w:rtl w:val="0"/>
+        </w:rPr>
+        <w:t xml:space="preserve">Завдання №6 </w:t>
+      </w:r>
+      <w:r>
+        <w:rPr>
+          <w:rFonts w:ascii="Calibri" w:cs="Calibri" w:eastAsia="Calibri" w:hAnsi="Calibri"/>
+          <w:rtl w:val="0"/>
+        </w:rPr>
+        <w:t xml:space="preserve">Practice# programming:  Self Practice Task</w:t>
+      </w:r>
+      <w:r>
+        <w:rPr>
+          <w:rtl w:val="0"/>
+        </w:rPr>
+      </w:r>
+    </w:p>
+    <w:p>
+      <w:pPr>
+        <w:numPr>
+          <w:ilvl w:val="0"/>
+          <w:numId w:val="4"/>
+        </w:numPr>
+        <w:spacing w:line="240" w:lineRule="auto"/>
+        <w:ind w:left="720" w:hanging="360"/>
+        <w:rPr>
+          <w:rFonts w:ascii="Calibri" w:cs="Calibri" w:eastAsia="Calibri" w:hAnsi="Calibri"/>
+          <w:sz w:val="24"/>
+          <w:szCs w:val="24"/>
+        </w:rPr>
+      </w:pPr>
+      <w:r>
+        <w:rPr>
+          <w:rFonts w:ascii="Times New Roman" w:cs="Times New Roman" w:eastAsia="Times New Roman" w:hAnsi="Times New Roman"/>
+          <w:sz w:val="24"/>
+          <w:szCs w:val="24"/>
+          <w:rtl w:val="0"/>
+        </w:rPr>
+        <w:t xml:space="preserve">Варіант завдання: 0003</w:t>
+      </w:r>
+    </w:p>
+    <w:p>
+      <w:pPr>
+        <w:numPr>
+          <w:ilvl w:val="0"/>
+          <w:numId w:val="4"/>
+        </w:numPr>
+        <w:spacing w:after="0" w:afterAutospacing="0" w:line="240" w:lineRule="auto"/>
+        <w:ind w:left="720" w:hanging="360"/>
+        <w:rPr>
+          <w:rFonts w:ascii="Calibri" w:cs="Calibri" w:eastAsia="Calibri" w:hAnsi="Calibri"/>
+          <w:sz w:val="24"/>
+          <w:szCs w:val="24"/>
+        </w:rPr>
+      </w:pPr>
+      <w:r>
+        <w:rPr>
+          <w:rFonts w:ascii="Times New Roman" w:cs="Times New Roman" w:eastAsia="Times New Roman" w:hAnsi="Times New Roman"/>
+          <w:sz w:val="24"/>
+          <w:szCs w:val="24"/>
+          <w:rtl w:val="0"/>
+        </w:rPr>
+        <w:t xml:space="preserve">Деталі завдання: </w:t>
+      </w:r>
+    </w:p>
+    <w:p>
+      <w:pPr>
+        <w:pStyle w:val="Heading1"/>
+        <w:keepNext w:val="0"/>
+        <w:keepLines w:val="0"/>
+        <w:numPr>
+          <w:ilvl w:val="0"/>
+          <w:numId w:val="4"/>
+        </w:numPr>
+        <w:shd w:fill="ffffff" w:val="clear"/>
+        <w:spacing w:after="160" w:before="0" w:beforeAutospacing="0" w:line="264" w:lineRule="auto"/>
+        <w:ind w:left="720" w:hanging="360"/>
+        <w:rPr>
+          <w:rFonts w:ascii="Times New Roman" w:cs="Times New Roman" w:eastAsia="Times New Roman" w:hAnsi="Times New Roman"/>
+          <w:sz w:val="24"/>
+          <w:szCs w:val="24"/>
+          <w:u w:val="none"/>
+        </w:rPr>
+      </w:pPr>
+      <w:bookmarkStart w:colFirst="0" w:colLast="0" w:name="_9g958pbtot04" w:id="1"/>
+      <w:bookmarkEnd w:id="1"/>
+      <w:r>
+        <w:rPr>
+          <w:rFonts w:ascii="Times New Roman" w:cs="Times New Roman" w:eastAsia="Times New Roman" w:hAnsi="Times New Roman"/>
+          <w:sz w:val="24"/>
+          <w:szCs w:val="24"/>
+          <w:rtl w:val="0"/>
+        </w:rPr>
+        <w:t xml:space="preserve">Офісна Вулиця. Частина 1</w:t>
+      </w:r>
+    </w:p>
+    <w:p>
+      <w:pPr>
+        <w:shd w:fill="ffffff" w:val="clear"/>
+        <w:spacing w:after="160" w:lineRule="auto"/>
+        <w:ind w:left="720" w:firstLine="0"/>
+        <w:rPr>
+          <w:rFonts w:ascii="Times New Roman" w:cs="Times New Roman" w:eastAsia="Times New Roman" w:hAnsi="Times New Roman"/>
+          <w:color w:val="333333"/>
+          <w:sz w:val="24"/>
+          <w:szCs w:val="24"/>
+        </w:rPr>
+      </w:pPr>
+      <w:r>
+        <w:rPr>
+          <w:rFonts w:ascii="Times New Roman" w:cs="Times New Roman" w:eastAsia="Times New Roman" w:hAnsi="Times New Roman"/>
+          <w:color w:val="333333"/>
+          <w:sz w:val="24"/>
+          <w:szCs w:val="24"/>
+          <w:rtl w:val="0"/>
+        </w:rPr>
+        <w:t xml:space="preserve">Зустрілися якось працівники великих компаній і почали... Обговорювати план вулиці. Виявляється, всі приміщення, які орендуватимуть ці компанії, збудують вздовж однієї вулиці. 𝑖-та компанія орендуватиме офіс довжиною 𝑙𝑖 метрів. Офіси будуватимуть один за одним, починаючи з точки 0. Всі працівники приїжджатимуть на стоянку, яку побудують в точці 0, та будуть йти до офісів  своїх компаній. Тобто, якщо офіси будуть збудовані в порядку 𝑝1,𝑝2,...,𝑝𝑛, то перший офіс почнеться в точці 0 і закінчиться в точці 𝑙𝑝1, другий почнеться в 𝑙𝑝1 і закінчиться в 𝑙𝑝1 +𝑙𝑝2 і т.д. Двері кожного офісу завжди є в кінці будинку, який є ближчим до стоянки. Ваше завдання — допомогти розмістити офіси компаній на цій вулиці в такому порядку, щоб сумарна відстань від точки 0 до усіх офісів була мінімальною.</w:t>
+      </w:r>
+    </w:p>
+    <w:p>
+      <w:pPr>
+        <w:spacing w:after="120" w:lineRule="auto"/>
+        <w:ind w:left="720" w:firstLine="0"/>
+        <w:rPr>
+          <w:rFonts w:ascii="Times New Roman" w:cs="Times New Roman" w:eastAsia="Times New Roman" w:hAnsi="Times New Roman"/>
+          <w:color w:val="333333"/>
+          <w:sz w:val="24"/>
+          <w:szCs w:val="24"/>
+        </w:rPr>
+      </w:pPr>
+      <w:r>
+        <w:rPr>
+          <w:rFonts w:ascii="Times New Roman" w:cs="Times New Roman" w:eastAsia="Times New Roman" w:hAnsi="Times New Roman"/>
+          <w:sz w:val="24"/>
+          <w:szCs w:val="24"/>
+          <w:rtl w:val="0"/>
+        </w:rPr>
+        <w:t xml:space="preserve">Посилання на завдання: </w:t>
+      </w:r>
+      <w:hyperlink r:id="rId14">
+        <w:r>
+          <w:rPr>
+            <w:rFonts w:ascii="Times New Roman" w:cs="Times New Roman" w:eastAsia="Times New Roman" w:hAnsi="Times New Roman"/>
+            <w:color w:val="1155cc"/>
+            <w:sz w:val="24"/>
+            <w:szCs w:val="24"/>
+            <w:u w:val="single"/>
+            <w:rtl w:val="0"/>
+          </w:rPr>
+          <w:t xml:space="preserve">https://algotester.com/uk/ArchiveProblem/DisplayWithEditor/40792</w:t>
+        </w:r>
+      </w:hyperlink>
+      <w:r>
+        <w:rPr>
+          <w:rtl w:val="0"/>
+        </w:rPr>
+      </w:r>
+    </w:p>
+    <w:p>
+      <w:pPr>
+        <w:numPr>
+          <w:ilvl w:val="0"/>
+          <w:numId w:val="4"/>
+        </w:numPr>
+        <w:spacing w:line="240" w:lineRule="auto"/>
+        <w:ind w:left="720" w:hanging="360"/>
+      </w:pPr>
+      <w:r>
+        <w:rPr>
+          <w:rFonts w:ascii="Times New Roman" w:cs="Times New Roman" w:eastAsia="Times New Roman" w:hAnsi="Times New Roman"/>
+          <w:sz w:val="24"/>
+          <w:szCs w:val="24"/>
+          <w:rtl w:val="0"/>
+        </w:rPr>
+        <w:t xml:space="preserve">Важливі деталі для врахування в імплементації програми: використати if, for, while, cout</w:t>
+      </w:r>
+      <w:r>
+        <w:rPr>
+          <w:rtl w:val="0"/>
+        </w:rPr>
+      </w:r>
+    </w:p>
+    <w:p>
+      <w:pPr>
+        <w:spacing w:line="240" w:lineRule="auto"/>
+        <w:rPr>
+          <w:rFonts w:ascii="Times New Roman" w:cs="Times New Roman" w:eastAsia="Times New Roman" w:hAnsi="Times New Roman"/>
+          <w:sz w:val="24"/>
+          <w:szCs w:val="24"/>
+        </w:rPr>
+      </w:pPr>
       <w:r>
         <w:rPr>
           <w:rtl w:val="0"/>
@@ -3644,126 +4207,14 @@
         </w:rPr>
         <w:drawing>
           <wp:inline distB="114300" distT="114300" distL="114300" distR="114300">
-            <wp:extent cx="3348038" cy="5968743"/>
+            <wp:extent cx="1833180" cy="6305252"/>
             <wp:effectExtent b="0" l="0" r="0" t="0"/>
-            <wp:docPr id="29" name="image34.png"/>
+            <wp:docPr id="6" name="image5.png"/>
             <a:graphic>
               <a:graphicData uri="http://schemas.openxmlformats.org/drawingml/2006/picture">
                 <pic:pic>
                   <pic:nvPicPr>
-                    <pic:cNvPr id="0" name="image34.png"/>
-                    <pic:cNvPicPr preferRelativeResize="0"/>
-                  </pic:nvPicPr>
-                  <pic:blipFill>
-                    <a:blip r:embed="rId13"/>
-                    <a:srcRect b="0" l="0" r="0" t="0"/>
-                    <a:stretch>
-                      <a:fillRect/>
-                    </a:stretch>
-                  </pic:blipFill>
-                  <pic:spPr>
-                    <a:xfrm>
-                      <a:off x="0" y="0"/>
-                      <a:ext cx="3348038" cy="5968743"/>
-                    </a:xfrm>
-                    <a:prstGeom prst="rect"/>
-                    <a:ln/>
-                  </pic:spPr>
-                </pic:pic>
-              </a:graphicData>
-            </a:graphic>
-          </wp:inline>
-        </w:drawing>
-      </w:r>
-      <w:r>
-        <w:rPr>
-          <w:rtl w:val="0"/>
-        </w:rPr>
-      </w:r>
-    </w:p>
-    <w:p>
-      <w:pPr>
-        <w:spacing w:line="240" w:lineRule="auto"/>
-        <w:ind w:left="720" w:firstLine="0"/>
-        <w:jc w:val="center"/>
-        <w:rPr>
-          <w:rFonts w:ascii="Times New Roman" w:cs="Times New Roman" w:eastAsia="Times New Roman" w:hAnsi="Times New Roman"/>
-          <w:sz w:val="24"/>
-          <w:szCs w:val="24"/>
-        </w:rPr>
-      </w:pPr>
-      <w:r>
-        <w:rPr>
-          <w:rFonts w:ascii="Times New Roman" w:cs="Times New Roman" w:eastAsia="Times New Roman" w:hAnsi="Times New Roman"/>
-          <w:sz w:val="24"/>
-          <w:szCs w:val="24"/>
-        </w:rPr>
-        <w:drawing>
-          <wp:inline distB="114300" distT="114300" distL="114300" distR="114300">
-            <wp:extent cx="3357563" cy="5664714"/>
-            <wp:effectExtent b="0" l="0" r="0" t="0"/>
-            <wp:docPr id="5" name="image25.png"/>
-            <a:graphic>
-              <a:graphicData uri="http://schemas.openxmlformats.org/drawingml/2006/picture">
-                <pic:pic>
-                  <pic:nvPicPr>
-                    <pic:cNvPr id="0" name="image25.png"/>
-                    <pic:cNvPicPr preferRelativeResize="0"/>
-                  </pic:nvPicPr>
-                  <pic:blipFill>
-                    <a:blip r:embed="rId14"/>
-                    <a:srcRect b="0" l="0" r="0" t="0"/>
-                    <a:stretch>
-                      <a:fillRect/>
-                    </a:stretch>
-                  </pic:blipFill>
-                  <pic:spPr>
-                    <a:xfrm>
-                      <a:off x="0" y="0"/>
-                      <a:ext cx="3357563" cy="5664714"/>
-                    </a:xfrm>
-                    <a:prstGeom prst="rect"/>
-                    <a:ln/>
-                  </pic:spPr>
-                </pic:pic>
-              </a:graphicData>
-            </a:graphic>
-          </wp:inline>
-        </w:drawing>
-      </w:r>
-      <w:r>
-        <w:rPr>
-          <w:rtl w:val="0"/>
-        </w:rPr>
-      </w:r>
-    </w:p>
-    <w:p>
-      <w:pPr>
-        <w:spacing w:line="240" w:lineRule="auto"/>
-        <w:ind w:left="720" w:firstLine="0"/>
-        <w:jc w:val="center"/>
-        <w:rPr>
-          <w:rFonts w:ascii="Times New Roman" w:cs="Times New Roman" w:eastAsia="Times New Roman" w:hAnsi="Times New Roman"/>
-          <w:sz w:val="24"/>
-          <w:szCs w:val="24"/>
-        </w:rPr>
-      </w:pPr>
-      <w:r>
-        <w:rPr>
-          <w:rFonts w:ascii="Times New Roman" w:cs="Times New Roman" w:eastAsia="Times New Roman" w:hAnsi="Times New Roman"/>
-          <w:sz w:val="24"/>
-          <w:szCs w:val="24"/>
-        </w:rPr>
-        <w:drawing>
-          <wp:inline distB="114300" distT="114300" distL="114300" distR="114300">
-            <wp:extent cx="3367088" cy="5597515"/>
-            <wp:effectExtent b="0" l="0" r="0" t="0"/>
-            <wp:docPr id="12" name="image20.png"/>
-            <a:graphic>
-              <a:graphicData uri="http://schemas.openxmlformats.org/drawingml/2006/picture">
-                <pic:pic>
-                  <pic:nvPicPr>
-                    <pic:cNvPr id="0" name="image20.png"/>
+                    <pic:cNvPr id="0" name="image5.png"/>
                     <pic:cNvPicPr preferRelativeResize="0"/>
                   </pic:nvPicPr>
                   <pic:blipFill>
@@ -3776,7 +4227,7 @@
                   <pic:spPr>
                     <a:xfrm>
                       <a:off x="0" y="0"/>
-                      <a:ext cx="3367088" cy="5597515"/>
+                      <a:ext cx="1833180" cy="6305252"/>
                     </a:xfrm>
                     <a:prstGeom prst="rect"/>
                     <a:ln/>
@@ -3789,37 +4240,20 @@
       </w:r>
       <w:r>
         <w:rPr>
-          <w:rtl w:val="0"/>
-        </w:rPr>
-      </w:r>
-    </w:p>
-    <w:p>
-      <w:pPr>
-        <w:spacing w:line="240" w:lineRule="auto"/>
-        <w:ind w:left="720" w:firstLine="0"/>
-        <w:jc w:val="center"/>
-        <w:rPr>
-          <w:rFonts w:ascii="Times New Roman" w:cs="Times New Roman" w:eastAsia="Times New Roman" w:hAnsi="Times New Roman"/>
-          <w:sz w:val="24"/>
-          <w:szCs w:val="24"/>
-        </w:rPr>
-      </w:pPr>
-      <w:r>
-        <w:rPr>
           <w:rFonts w:ascii="Times New Roman" w:cs="Times New Roman" w:eastAsia="Times New Roman" w:hAnsi="Times New Roman"/>
           <w:sz w:val="24"/>
           <w:szCs w:val="24"/>
         </w:rPr>
         <w:drawing>
           <wp:inline distB="114300" distT="114300" distL="114300" distR="114300">
-            <wp:extent cx="3319463" cy="4949017"/>
+            <wp:extent cx="3214538" cy="6296323"/>
             <wp:effectExtent b="0" l="0" r="0" t="0"/>
-            <wp:docPr id="14" name="image32.png"/>
+            <wp:docPr id="4" name="image16.png"/>
             <a:graphic>
               <a:graphicData uri="http://schemas.openxmlformats.org/drawingml/2006/picture">
                 <pic:pic>
                   <pic:nvPicPr>
-                    <pic:cNvPr id="0" name="image32.png"/>
+                    <pic:cNvPr id="0" name="image16.png"/>
                     <pic:cNvPicPr preferRelativeResize="0"/>
                   </pic:nvPicPr>
                   <pic:blipFill>
@@ -3832,7 +4266,7 @@
                   <pic:spPr>
                     <a:xfrm>
                       <a:off x="0" y="0"/>
-                      <a:ext cx="3319463" cy="4949017"/>
+                      <a:ext cx="3214538" cy="6296323"/>
                     </a:xfrm>
                     <a:prstGeom prst="rect"/>
                     <a:ln/>
@@ -3865,193 +4299,17 @@
           <w:rFonts w:ascii="Times New Roman" w:cs="Times New Roman" w:eastAsia="Times New Roman" w:hAnsi="Times New Roman"/>
           <w:sz w:val="24"/>
           <w:szCs w:val="24"/>
-          <w:rtl w:val="0"/>
-        </w:rPr>
-        <w:t xml:space="preserve">Рис.1. Блок-схема до програми Аналізатор надійності пароля</w:t>
-      </w:r>
-    </w:p>
-    <w:p>
-      <w:pPr>
-        <w:spacing w:line="240" w:lineRule="auto"/>
-        <w:ind w:left="720" w:firstLine="0"/>
-        <w:jc w:val="center"/>
-        <w:rPr>
-          <w:rFonts w:ascii="Times New Roman" w:cs="Times New Roman" w:eastAsia="Times New Roman" w:hAnsi="Times New Roman"/>
-          <w:sz w:val="24"/>
-          <w:szCs w:val="24"/>
-        </w:rPr>
-      </w:pPr>
-      <w:r>
-        <w:rPr>
-          <w:rtl w:val="0"/>
-        </w:rPr>
-      </w:r>
-    </w:p>
-    <w:p>
-      <w:pPr>
-        <w:numPr>
-          <w:ilvl w:val="0"/>
-          <w:numId w:val="4"/>
-        </w:numPr>
-        <w:spacing w:line="240" w:lineRule="auto"/>
-        <w:ind w:left="720" w:hanging="360"/>
-        <w:rPr>
-          <w:rFonts w:ascii="Calibri" w:cs="Calibri" w:eastAsia="Calibri" w:hAnsi="Calibri"/>
-          <w:sz w:val="24"/>
-          <w:szCs w:val="24"/>
-        </w:rPr>
-      </w:pPr>
-      <w:r>
-        <w:rPr>
-          <w:rFonts w:ascii="Times New Roman" w:cs="Times New Roman" w:eastAsia="Times New Roman" w:hAnsi="Times New Roman"/>
-          <w:sz w:val="24"/>
-          <w:szCs w:val="24"/>
-          <w:rtl w:val="0"/>
-        </w:rPr>
-        <w:t xml:space="preserve">Планований час на реалізацію: 2 години</w:t>
-      </w:r>
-      <w:r>
-        <w:rPr>
-          <w:rtl w:val="0"/>
-        </w:rPr>
-      </w:r>
-    </w:p>
-    <w:p>
-      <w:pPr>
-        <w:numPr>
-          <w:ilvl w:val="0"/>
-          <w:numId w:val="4"/>
-        </w:numPr>
-        <w:spacing w:line="240" w:lineRule="auto"/>
-        <w:ind w:left="720" w:hanging="360"/>
-        <w:rPr>
-          <w:rFonts w:ascii="Calibri" w:cs="Calibri" w:eastAsia="Calibri" w:hAnsi="Calibri"/>
-          <w:sz w:val="24"/>
-          <w:szCs w:val="24"/>
-        </w:rPr>
-      </w:pPr>
-      <w:r>
-        <w:rPr>
-          <w:rFonts w:ascii="Times New Roman" w:cs="Times New Roman" w:eastAsia="Times New Roman" w:hAnsi="Times New Roman"/>
-          <w:sz w:val="24"/>
-          <w:szCs w:val="24"/>
-          <w:rtl w:val="0"/>
-        </w:rPr>
-        <w:t xml:space="preserve">Важливі деталі для врахування в імплементації:</w:t>
-      </w:r>
-    </w:p>
-    <w:p>
-      <w:pPr>
-        <w:spacing w:line="240" w:lineRule="auto"/>
-        <w:ind w:left="720" w:firstLine="0"/>
-        <w:rPr>
-          <w:rFonts w:ascii="Times New Roman" w:cs="Times New Roman" w:eastAsia="Times New Roman" w:hAnsi="Times New Roman"/>
-          <w:sz w:val="24"/>
-          <w:szCs w:val="24"/>
-        </w:rPr>
-      </w:pPr>
-      <w:r>
-        <w:rPr>
-          <w:rFonts w:ascii="Times New Roman" w:cs="Times New Roman" w:eastAsia="Times New Roman" w:hAnsi="Times New Roman"/>
-          <w:sz w:val="24"/>
-          <w:szCs w:val="24"/>
-          <w:rtl w:val="0"/>
-        </w:rPr>
-        <w:t xml:space="preserve">Використати cin, cout, switch case</w:t>
-      </w:r>
-    </w:p>
-    <w:p>
-      <w:pPr>
-        <w:spacing w:line="240" w:lineRule="auto"/>
-        <w:ind w:left="720" w:firstLine="0"/>
-        <w:rPr>
-          <w:rFonts w:ascii="Times New Roman" w:cs="Times New Roman" w:eastAsia="Times New Roman" w:hAnsi="Times New Roman"/>
-          <w:sz w:val="24"/>
-          <w:szCs w:val="24"/>
-        </w:rPr>
-      </w:pPr>
-      <w:r>
-        <w:rPr>
-          <w:rtl w:val="0"/>
-        </w:rPr>
-      </w:r>
-    </w:p>
-    <w:p>
-      <w:pPr>
-        <w:spacing w:line="276" w:lineRule="auto"/>
-        <w:rPr>
-          <w:rFonts w:ascii="Times New Roman" w:cs="Times New Roman" w:eastAsia="Times New Roman" w:hAnsi="Times New Roman"/>
-          <w:sz w:val="24"/>
-          <w:szCs w:val="24"/>
-          <w:shd w:fill="fff2cc" w:val="clear"/>
-        </w:rPr>
-      </w:pPr>
-      <w:r>
-        <w:rPr>
-          <w:rFonts w:ascii="Times New Roman" w:cs="Times New Roman" w:eastAsia="Times New Roman" w:hAnsi="Times New Roman"/>
-          <w:sz w:val="24"/>
-          <w:szCs w:val="24"/>
-          <w:rtl w:val="0"/>
-        </w:rPr>
-        <w:t xml:space="preserve">Програма №1 Аналізатор надійності пароля</w:t>
-      </w:r>
-      <w:r>
-        <w:rPr>
-          <w:rtl w:val="0"/>
-        </w:rPr>
-      </w:r>
-    </w:p>
-    <w:p>
-      <w:pPr>
-        <w:numPr>
-          <w:ilvl w:val="0"/>
-          <w:numId w:val="4"/>
-        </w:numPr>
-        <w:spacing w:line="240" w:lineRule="auto"/>
-        <w:ind w:left="720" w:hanging="360"/>
-        <w:rPr>
-          <w:rFonts w:ascii="Calibri" w:cs="Calibri" w:eastAsia="Calibri" w:hAnsi="Calibri"/>
-          <w:sz w:val="24"/>
-          <w:szCs w:val="24"/>
-        </w:rPr>
-      </w:pPr>
-      <w:r>
-        <w:rPr>
-          <w:rFonts w:ascii="Times New Roman" w:cs="Times New Roman" w:eastAsia="Times New Roman" w:hAnsi="Times New Roman"/>
-          <w:sz w:val="24"/>
-          <w:szCs w:val="24"/>
-          <w:rtl w:val="0"/>
-        </w:rPr>
-        <w:t xml:space="preserve">Блок-схема:</w:t>
-      </w:r>
-    </w:p>
-    <w:p>
-      <w:pPr>
-        <w:spacing w:line="240" w:lineRule="auto"/>
-        <w:ind w:left="720" w:firstLine="0"/>
-        <w:jc w:val="center"/>
-        <w:rPr>
-          <w:rFonts w:ascii="Times New Roman" w:cs="Times New Roman" w:eastAsia="Times New Roman" w:hAnsi="Times New Roman"/>
-          <w:sz w:val="24"/>
-          <w:szCs w:val="24"/>
-        </w:rPr>
-      </w:pPr>
-      <w:r>
-        <w:rPr>
-          <w:rFonts w:ascii="Times New Roman" w:cs="Times New Roman" w:eastAsia="Times New Roman" w:hAnsi="Times New Roman"/>
-          <w:sz w:val="24"/>
-          <w:szCs w:val="24"/>
         </w:rPr>
         <w:drawing>
           <wp:inline distB="114300" distT="114300" distL="114300" distR="114300">
-            <wp:extent cx="2830590" cy="5319713"/>
+            <wp:extent cx="3282788" cy="4300110"/>
             <wp:effectExtent b="0" l="0" r="0" t="0"/>
-            <wp:docPr id="13" name="image29.png"/>
+            <wp:docPr id="33" name="image38.png"/>
             <a:graphic>
               <a:graphicData uri="http://schemas.openxmlformats.org/drawingml/2006/picture">
                 <pic:pic>
                   <pic:nvPicPr>
-                    <pic:cNvPr id="0" name="image29.png"/>
+                    <pic:cNvPr id="0" name="image38.png"/>
                     <pic:cNvPicPr preferRelativeResize="0"/>
                   </pic:nvPicPr>
                   <pic:blipFill>
@@ -4064,7 +4322,7 @@
                   <pic:spPr>
                     <a:xfrm>
                       <a:off x="0" y="0"/>
-                      <a:ext cx="2830590" cy="5319713"/>
+                      <a:ext cx="3282788" cy="4300110"/>
                     </a:xfrm>
                     <a:prstGeom prst="rect"/>
                     <a:ln/>
@@ -4100,14 +4358,14 @@
         </w:rPr>
         <w:drawing>
           <wp:inline distB="114300" distT="114300" distL="114300" distR="114300">
-            <wp:extent cx="2643188" cy="5019631"/>
+            <wp:extent cx="3653375" cy="7215188"/>
             <wp:effectExtent b="0" l="0" r="0" t="0"/>
-            <wp:docPr id="3" name="image31.png"/>
+            <wp:docPr id="15" name="image22.png"/>
             <a:graphic>
               <a:graphicData uri="http://schemas.openxmlformats.org/drawingml/2006/picture">
                 <pic:pic>
                   <pic:nvPicPr>
-                    <pic:cNvPr id="0" name="image31.png"/>
+                    <pic:cNvPr id="0" name="image22.png"/>
                     <pic:cNvPicPr preferRelativeResize="0"/>
                   </pic:nvPicPr>
                   <pic:blipFill>
@@ -4120,7 +4378,7 @@
                   <pic:spPr>
                     <a:xfrm>
                       <a:off x="0" y="0"/>
-                      <a:ext cx="2643188" cy="5019631"/>
+                      <a:ext cx="3653375" cy="7215188"/>
                     </a:xfrm>
                     <a:prstGeom prst="rect"/>
                     <a:ln/>
@@ -4156,14 +4414,14 @@
         </w:rPr>
         <w:drawing>
           <wp:inline distB="114300" distT="114300" distL="114300" distR="114300">
-            <wp:extent cx="2532141" cy="3852863"/>
+            <wp:extent cx="3831738" cy="6005513"/>
             <wp:effectExtent b="0" l="0" r="0" t="0"/>
-            <wp:docPr id="20" name="image27.png"/>
+            <wp:docPr id="26" name="image35.png"/>
             <a:graphic>
               <a:graphicData uri="http://schemas.openxmlformats.org/drawingml/2006/picture">
                 <pic:pic>
                   <pic:nvPicPr>
-                    <pic:cNvPr id="0" name="image27.png"/>
+                    <pic:cNvPr id="0" name="image35.png"/>
                     <pic:cNvPicPr preferRelativeResize="0"/>
                   </pic:nvPicPr>
                   <pic:blipFill>
@@ -4176,7 +4434,7 @@
                   <pic:spPr>
                     <a:xfrm>
                       <a:off x="0" y="0"/>
-                      <a:ext cx="2532141" cy="3852863"/>
+                      <a:ext cx="3831738" cy="6005513"/>
                     </a:xfrm>
                     <a:prstGeom prst="rect"/>
                     <a:ln/>
@@ -4211,7 +4469,7 @@
           <w:szCs w:val="24"/>
           <w:rtl w:val="0"/>
         </w:rPr>
-        <w:t xml:space="preserve">Рис.2. Блок-схема до програми Lab 1 Task 1</w:t>
+        <w:t xml:space="preserve">Рис.1. Блок-схема до програми Аналізатор надійності пароля</w:t>
       </w:r>
     </w:p>
     <w:p>
@@ -4252,7 +4510,7 @@
           <w:szCs w:val="24"/>
           <w:rtl w:val="0"/>
         </w:rPr>
-        <w:t xml:space="preserve">Планований час на реалізацію: 1.5 години</w:t>
+        <w:t xml:space="preserve">Планований час на реалізацію: 2 години</w:t>
       </w:r>
       <w:r>
         <w:rPr>
@@ -4301,7 +4559,23 @@
           <w:szCs w:val="24"/>
           <w:rtl w:val="0"/>
         </w:rPr>
-        <w:t xml:space="preserve">Використати типи float і double, cout</w:t>
+        <w:t xml:space="preserve">Використати cin, cout, switch case</w:t>
+      </w:r>
+    </w:p>
+    <w:p>
+      <w:pPr>
+        <w:spacing w:line="240" w:lineRule="auto"/>
+        <w:ind w:left="720" w:firstLine="0"/>
+        <w:rPr>
+          <w:rFonts w:ascii="Times New Roman" w:cs="Times New Roman" w:eastAsia="Times New Roman" w:hAnsi="Times New Roman"/>
+          <w:sz w:val="24"/>
+          <w:szCs w:val="24"/>
+        </w:rPr>
+      </w:pPr>
+      <w:r>
+        <w:rPr>
+          <w:rtl w:val="0"/>
+        </w:rPr>
       </w:r>
     </w:p>
     <w:p>
@@ -4311,120 +4585,59 @@
           <w:rFonts w:ascii="Times New Roman" w:cs="Times New Roman" w:eastAsia="Times New Roman" w:hAnsi="Times New Roman"/>
           <w:sz w:val="24"/>
           <w:szCs w:val="24"/>
-        </w:rPr>
-      </w:pPr>
-      <w:r>
-        <w:rPr>
-          <w:rtl w:val="0"/>
-        </w:rPr>
-      </w:r>
-    </w:p>
-    <w:p>
-      <w:pPr>
-        <w:pStyle w:val="Heading2"/>
-        <w:spacing w:after="0" w:before="40" w:line="276" w:lineRule="auto"/>
-        <w:rPr>
-          <w:rFonts w:ascii="Cambria" w:cs="Cambria" w:eastAsia="Cambria" w:hAnsi="Cambria"/>
-          <w:color w:val="366091"/>
-          <w:sz w:val="26"/>
-          <w:szCs w:val="26"/>
-        </w:rPr>
-      </w:pPr>
-      <w:r>
-        <w:rPr>
-          <w:rFonts w:ascii="Times New Roman" w:cs="Times New Roman" w:eastAsia="Times New Roman" w:hAnsi="Times New Roman"/>
-          <w:b w:val="1"/>
-          <w:bCs w:val="1"/>
-          <w:sz w:val="26"/>
-          <w:szCs w:val="26"/>
-          <w:rtl w:val="0"/>
-        </w:rPr>
-        <w:t xml:space="preserve">3.</w:t>
-        <w:tab/>
-        <w:t xml:space="preserve">Конфігурація середовища до виконання завдань:</w:t>
-      </w:r>
-      <w:r>
-        <w:rPr>
-          <w:rtl w:val="0"/>
-        </w:rPr>
-      </w:r>
-    </w:p>
-    <w:p>
-      <w:pPr>
-        <w:spacing w:after="200" w:line="276" w:lineRule="auto"/>
-        <w:rPr>
-          <w:rFonts w:ascii="Times New Roman" w:cs="Times New Roman" w:eastAsia="Times New Roman" w:hAnsi="Times New Roman"/>
-        </w:rPr>
-      </w:pPr>
-      <w:r>
-        <w:rPr>
-          <w:rFonts w:ascii="Times New Roman" w:cs="Times New Roman" w:eastAsia="Times New Roman" w:hAnsi="Times New Roman"/>
-          <w:sz w:val="24"/>
-          <w:szCs w:val="24"/>
-          <w:rtl w:val="0"/>
-        </w:rPr>
-        <w:t xml:space="preserve">Нічого не встановлював</w:t>
-      </w:r>
-      <w:r>
-        <w:rPr>
-          <w:rtl w:val="0"/>
-        </w:rPr>
-      </w:r>
-    </w:p>
-    <w:p>
-      <w:pPr>
-        <w:pStyle w:val="Heading2"/>
-        <w:spacing w:after="0" w:before="40" w:line="276" w:lineRule="auto"/>
-        <w:rPr>
-          <w:rFonts w:ascii="Times New Roman" w:cs="Times New Roman" w:eastAsia="Times New Roman" w:hAnsi="Times New Roman"/>
-          <w:b w:val="1"/>
-          <w:bCs w:val="1"/>
-          <w:sz w:val="26"/>
-          <w:szCs w:val="26"/>
-        </w:rPr>
-      </w:pPr>
-      <w:r>
-        <w:rPr>
-          <w:rFonts w:ascii="Times New Roman" w:cs="Times New Roman" w:eastAsia="Times New Roman" w:hAnsi="Times New Roman"/>
-          <w:b w:val="1"/>
-          <w:bCs w:val="1"/>
-          <w:sz w:val="26"/>
-          <w:szCs w:val="26"/>
-          <w:rtl w:val="0"/>
-        </w:rPr>
-        <w:t xml:space="preserve">4. </w:t>
-        <w:tab/>
-        <w:t xml:space="preserve">Код програм з посиланням на зовнішні ресурси:</w:t>
-      </w:r>
-    </w:p>
-    <w:p>
-      <w:pPr>
-        <w:pStyle w:val="Heading2"/>
-        <w:spacing w:after="0" w:before="40" w:line="276" w:lineRule="auto"/>
-        <w:rPr>
-          <w:rFonts w:ascii="Times New Roman" w:cs="Times New Roman" w:eastAsia="Times New Roman" w:hAnsi="Times New Roman"/>
-          <w:sz w:val="24"/>
-          <w:szCs w:val="24"/>
-        </w:rPr>
-      </w:pPr>
-      <w:r>
-        <w:rPr>
-          <w:rFonts w:ascii="Times New Roman" w:cs="Times New Roman" w:eastAsia="Times New Roman" w:hAnsi="Times New Roman"/>
-          <w:sz w:val="22"/>
-          <w:szCs w:val="22"/>
-          <w:rtl w:val="0"/>
-        </w:rPr>
-        <w:t xml:space="preserve">Завдання №1</w:t>
-      </w:r>
-      <w:r>
-        <w:rPr>
-          <w:rFonts w:ascii="Times New Roman" w:cs="Times New Roman" w:eastAsia="Times New Roman" w:hAnsi="Times New Roman"/>
-          <w:sz w:val="24"/>
-          <w:szCs w:val="24"/>
-          <w:rtl w:val="0"/>
-        </w:rPr>
-        <w:t xml:space="preserve"> Lab# programming: Lab 1 Task 1</w:t>
-      </w:r>
+          <w:shd w:fill="fff2cc" w:val="clear"/>
+        </w:rPr>
+      </w:pPr>
+      <w:r>
+        <w:rPr>
+          <w:rFonts w:ascii="Times New Roman" w:cs="Times New Roman" w:eastAsia="Times New Roman" w:hAnsi="Times New Roman"/>
+          <w:sz w:val="24"/>
+          <w:szCs w:val="24"/>
+          <w:rtl w:val="0"/>
+        </w:rPr>
+        <w:t xml:space="preserve">Програма №1 Аналізатор надійності пароля</w:t>
+      </w:r>
+      <w:r>
+        <w:rPr>
+          <w:rtl w:val="0"/>
+        </w:rPr>
+      </w:r>
+    </w:p>
+    <w:p>
+      <w:pPr>
+        <w:numPr>
+          <w:ilvl w:val="0"/>
+          <w:numId w:val="4"/>
+        </w:numPr>
+        <w:spacing w:line="240" w:lineRule="auto"/>
+        <w:ind w:left="720" w:hanging="360"/>
+        <w:rPr>
+          <w:rFonts w:ascii="Calibri" w:cs="Calibri" w:eastAsia="Calibri" w:hAnsi="Calibri"/>
+          <w:sz w:val="24"/>
+          <w:szCs w:val="24"/>
+        </w:rPr>
+      </w:pPr>
+      <w:r>
+        <w:rPr>
+          <w:rFonts w:ascii="Times New Roman" w:cs="Times New Roman" w:eastAsia="Times New Roman" w:hAnsi="Times New Roman"/>
+          <w:sz w:val="24"/>
+          <w:szCs w:val="24"/>
+          <w:rtl w:val="0"/>
+        </w:rPr>
+        <w:t xml:space="preserve">Блок-схема:</w:t>
+      </w:r>
+    </w:p>
+    <w:p>
+      <w:pPr>
+        <w:spacing w:line="240" w:lineRule="auto"/>
+        <w:ind w:left="720" w:firstLine="0"/>
+        <w:jc w:val="center"/>
+        <w:rPr>
+          <w:rFonts w:ascii="Times New Roman" w:cs="Times New Roman" w:eastAsia="Times New Roman" w:hAnsi="Times New Roman"/>
+          <w:sz w:val="24"/>
+          <w:szCs w:val="24"/>
+        </w:rPr>
+      </w:pPr>
       <w:r>
         <w:rPr>
           <w:rFonts w:ascii="Times New Roman" w:cs="Times New Roman" w:eastAsia="Times New Roman" w:hAnsi="Times New Roman"/>
@@ -4433,9 +4646,9 @@
         </w:rPr>
         <w:drawing>
           <wp:inline distB="114300" distT="114300" distL="114300" distR="114300">
-            <wp:extent cx="5731200" cy="7937500"/>
+            <wp:extent cx="2380563" cy="6691313"/>
             <wp:effectExtent b="0" l="0" r="0" t="0"/>
-            <wp:docPr id="9" name="image8.png"/>
+            <wp:docPr id="5" name="image8.png"/>
             <a:graphic>
               <a:graphicData uri="http://schemas.openxmlformats.org/drawingml/2006/picture">
                 <pic:pic>
@@ -4453,7 +4666,7 @@
                   <pic:spPr>
                     <a:xfrm>
                       <a:off x="0" y="0"/>
-                      <a:ext cx="5731200" cy="7937500"/>
+                      <a:ext cx="2380563" cy="6691313"/>
                     </a:xfrm>
                     <a:prstGeom prst="rect"/>
                     <a:ln/>
@@ -4466,6 +4679,387 @@
       </w:r>
       <w:r>
         <w:rPr>
+          <w:rFonts w:ascii="Times New Roman" w:cs="Times New Roman" w:eastAsia="Times New Roman" w:hAnsi="Times New Roman"/>
+          <w:sz w:val="24"/>
+          <w:szCs w:val="24"/>
+          <w:rtl w:val="0"/>
+        </w:rPr>
+        <w:t xml:space="preserve"> </w:t>
+      </w:r>
+      <w:r>
+        <w:rPr>
+          <w:rFonts w:ascii="Times New Roman" w:cs="Times New Roman" w:eastAsia="Times New Roman" w:hAnsi="Times New Roman"/>
+          <w:sz w:val="24"/>
+          <w:szCs w:val="24"/>
+        </w:rPr>
+        <w:drawing>
+          <wp:inline distB="114300" distT="114300" distL="114300" distR="114300">
+            <wp:extent cx="2362180" cy="6691313"/>
+            <wp:effectExtent b="0" l="0" r="0" t="0"/>
+            <wp:docPr id="43" name="image41.png"/>
+            <a:graphic>
+              <a:graphicData uri="http://schemas.openxmlformats.org/drawingml/2006/picture">
+                <pic:pic>
+                  <pic:nvPicPr>
+                    <pic:cNvPr id="0" name="image41.png"/>
+                    <pic:cNvPicPr preferRelativeResize="0"/>
+                  </pic:nvPicPr>
+                  <pic:blipFill>
+                    <a:blip r:embed="rId21"/>
+                    <a:srcRect b="0" l="0" r="0" t="0"/>
+                    <a:stretch>
+                      <a:fillRect/>
+                    </a:stretch>
+                  </pic:blipFill>
+                  <pic:spPr>
+                    <a:xfrm>
+                      <a:off x="0" y="0"/>
+                      <a:ext cx="2362180" cy="6691313"/>
+                    </a:xfrm>
+                    <a:prstGeom prst="rect"/>
+                    <a:ln/>
+                  </pic:spPr>
+                </pic:pic>
+              </a:graphicData>
+            </a:graphic>
+          </wp:inline>
+        </w:drawing>
+      </w:r>
+      <w:r>
+        <w:rPr>
+          <w:rtl w:val="0"/>
+        </w:rPr>
+      </w:r>
+    </w:p>
+    <w:p>
+      <w:pPr>
+        <w:spacing w:line="240" w:lineRule="auto"/>
+        <w:ind w:left="720" w:firstLine="0"/>
+        <w:jc w:val="center"/>
+        <w:rPr>
+          <w:rFonts w:ascii="Times New Roman" w:cs="Times New Roman" w:eastAsia="Times New Roman" w:hAnsi="Times New Roman"/>
+          <w:sz w:val="24"/>
+          <w:szCs w:val="24"/>
+        </w:rPr>
+      </w:pPr>
+      <w:r>
+        <w:rPr>
+          <w:rFonts w:ascii="Times New Roman" w:cs="Times New Roman" w:eastAsia="Times New Roman" w:hAnsi="Times New Roman"/>
+          <w:sz w:val="24"/>
+          <w:szCs w:val="24"/>
+        </w:rPr>
+        <w:drawing>
+          <wp:inline distB="114300" distT="114300" distL="114300" distR="114300">
+            <wp:extent cx="3752850" cy="7696200"/>
+            <wp:effectExtent b="0" l="0" r="0" t="0"/>
+            <wp:docPr id="28" name="image24.png"/>
+            <a:graphic>
+              <a:graphicData uri="http://schemas.openxmlformats.org/drawingml/2006/picture">
+                <pic:pic>
+                  <pic:nvPicPr>
+                    <pic:cNvPr id="0" name="image24.png"/>
+                    <pic:cNvPicPr preferRelativeResize="0"/>
+                  </pic:nvPicPr>
+                  <pic:blipFill>
+                    <a:blip r:embed="rId22"/>
+                    <a:srcRect b="0" l="0" r="0" t="0"/>
+                    <a:stretch>
+                      <a:fillRect/>
+                    </a:stretch>
+                  </pic:blipFill>
+                  <pic:spPr>
+                    <a:xfrm>
+                      <a:off x="0" y="0"/>
+                      <a:ext cx="3752850" cy="7696200"/>
+                    </a:xfrm>
+                    <a:prstGeom prst="rect"/>
+                    <a:ln/>
+                  </pic:spPr>
+                </pic:pic>
+              </a:graphicData>
+            </a:graphic>
+          </wp:inline>
+        </w:drawing>
+      </w:r>
+      <w:r>
+        <w:rPr>
+          <w:rtl w:val="0"/>
+        </w:rPr>
+      </w:r>
+    </w:p>
+    <w:p>
+      <w:pPr>
+        <w:spacing w:line="240" w:lineRule="auto"/>
+        <w:ind w:left="720" w:firstLine="0"/>
+        <w:jc w:val="center"/>
+        <w:rPr>
+          <w:rFonts w:ascii="Times New Roman" w:cs="Times New Roman" w:eastAsia="Times New Roman" w:hAnsi="Times New Roman"/>
+          <w:sz w:val="24"/>
+          <w:szCs w:val="24"/>
+        </w:rPr>
+      </w:pPr>
+      <w:r>
+        <w:rPr>
+          <w:rFonts w:ascii="Times New Roman" w:cs="Times New Roman" w:eastAsia="Times New Roman" w:hAnsi="Times New Roman"/>
+          <w:sz w:val="24"/>
+          <w:szCs w:val="24"/>
+          <w:rtl w:val="0"/>
+        </w:rPr>
+        <w:t xml:space="preserve">Рис.2. Блок-схема до програми Lab 1 Task 1</w:t>
+      </w:r>
+    </w:p>
+    <w:p>
+      <w:pPr>
+        <w:spacing w:line="240" w:lineRule="auto"/>
+        <w:ind w:left="720" w:firstLine="0"/>
+        <w:jc w:val="center"/>
+        <w:rPr>
+          <w:rFonts w:ascii="Times New Roman" w:cs="Times New Roman" w:eastAsia="Times New Roman" w:hAnsi="Times New Roman"/>
+          <w:sz w:val="24"/>
+          <w:szCs w:val="24"/>
+        </w:rPr>
+      </w:pPr>
+      <w:r>
+        <w:rPr>
+          <w:rtl w:val="0"/>
+        </w:rPr>
+      </w:r>
+    </w:p>
+    <w:p>
+      <w:pPr>
+        <w:numPr>
+          <w:ilvl w:val="0"/>
+          <w:numId w:val="4"/>
+        </w:numPr>
+        <w:spacing w:line="240" w:lineRule="auto"/>
+        <w:ind w:left="720" w:hanging="360"/>
+        <w:rPr>
+          <w:rFonts w:ascii="Calibri" w:cs="Calibri" w:eastAsia="Calibri" w:hAnsi="Calibri"/>
+          <w:sz w:val="24"/>
+          <w:szCs w:val="24"/>
+        </w:rPr>
+      </w:pPr>
+      <w:r>
+        <w:rPr>
+          <w:rFonts w:ascii="Times New Roman" w:cs="Times New Roman" w:eastAsia="Times New Roman" w:hAnsi="Times New Roman"/>
+          <w:sz w:val="24"/>
+          <w:szCs w:val="24"/>
+          <w:rtl w:val="0"/>
+        </w:rPr>
+        <w:t xml:space="preserve">Планований час на реалізацію: 1.5 години</w:t>
+      </w:r>
+      <w:r>
+        <w:rPr>
+          <w:rtl w:val="0"/>
+        </w:rPr>
+      </w:r>
+    </w:p>
+    <w:p>
+      <w:pPr>
+        <w:numPr>
+          <w:ilvl w:val="0"/>
+          <w:numId w:val="4"/>
+        </w:numPr>
+        <w:spacing w:line="240" w:lineRule="auto"/>
+        <w:ind w:left="720" w:hanging="360"/>
+        <w:rPr>
+          <w:rFonts w:ascii="Calibri" w:cs="Calibri" w:eastAsia="Calibri" w:hAnsi="Calibri"/>
+          <w:sz w:val="24"/>
+          <w:szCs w:val="24"/>
+        </w:rPr>
+      </w:pPr>
+      <w:r>
+        <w:rPr>
+          <w:rFonts w:ascii="Times New Roman" w:cs="Times New Roman" w:eastAsia="Times New Roman" w:hAnsi="Times New Roman"/>
+          <w:sz w:val="24"/>
+          <w:szCs w:val="24"/>
+          <w:rtl w:val="0"/>
+        </w:rPr>
+        <w:t xml:space="preserve">Важливі деталі для врахування в імплементації:</w:t>
+      </w:r>
+    </w:p>
+    <w:p>
+      <w:pPr>
+        <w:spacing w:line="240" w:lineRule="auto"/>
+        <w:ind w:left="720" w:firstLine="0"/>
+        <w:rPr>
+          <w:rFonts w:ascii="Times New Roman" w:cs="Times New Roman" w:eastAsia="Times New Roman" w:hAnsi="Times New Roman"/>
+          <w:sz w:val="24"/>
+          <w:szCs w:val="24"/>
+        </w:rPr>
+      </w:pPr>
+      <w:r>
+        <w:rPr>
+          <w:rFonts w:ascii="Times New Roman" w:cs="Times New Roman" w:eastAsia="Times New Roman" w:hAnsi="Times New Roman"/>
+          <w:sz w:val="24"/>
+          <w:szCs w:val="24"/>
+          <w:rtl w:val="0"/>
+        </w:rPr>
+        <w:t xml:space="preserve">Використати типи float і double, cout</w:t>
+      </w:r>
+    </w:p>
+    <w:p>
+      <w:pPr>
+        <w:spacing w:line="276" w:lineRule="auto"/>
+        <w:rPr>
+          <w:rFonts w:ascii="Times New Roman" w:cs="Times New Roman" w:eastAsia="Times New Roman" w:hAnsi="Times New Roman"/>
+          <w:sz w:val="24"/>
+          <w:szCs w:val="24"/>
+        </w:rPr>
+      </w:pPr>
+      <w:r>
+        <w:rPr>
+          <w:rtl w:val="0"/>
+        </w:rPr>
+      </w:r>
+    </w:p>
+    <w:p>
+      <w:pPr>
+        <w:pStyle w:val="Heading2"/>
+        <w:spacing w:after="0" w:before="40" w:line="276" w:lineRule="auto"/>
+        <w:rPr>
+          <w:rFonts w:ascii="Cambria" w:cs="Cambria" w:eastAsia="Cambria" w:hAnsi="Cambria"/>
+          <w:color w:val="366091"/>
+          <w:sz w:val="26"/>
+          <w:szCs w:val="26"/>
+        </w:rPr>
+      </w:pPr>
+      <w:r>
+        <w:rPr>
+          <w:rFonts w:ascii="Times New Roman" w:cs="Times New Roman" w:eastAsia="Times New Roman" w:hAnsi="Times New Roman"/>
+          <w:b w:val="1"/>
+          <w:bCs w:val="1"/>
+          <w:sz w:val="26"/>
+          <w:szCs w:val="26"/>
+          <w:rtl w:val="0"/>
+        </w:rPr>
+        <w:t xml:space="preserve">3.</w:t>
+        <w:tab/>
+        <w:t xml:space="preserve">Конфігурація середовища до виконання завдань:</w:t>
+      </w:r>
+      <w:r>
+        <w:rPr>
+          <w:rtl w:val="0"/>
+        </w:rPr>
+      </w:r>
+    </w:p>
+    <w:p>
+      <w:pPr>
+        <w:spacing w:after="200" w:line="276" w:lineRule="auto"/>
+        <w:rPr>
+          <w:rFonts w:ascii="Times New Roman" w:cs="Times New Roman" w:eastAsia="Times New Roman" w:hAnsi="Times New Roman"/>
+        </w:rPr>
+      </w:pPr>
+      <w:r>
+        <w:rPr>
+          <w:rFonts w:ascii="Times New Roman" w:cs="Times New Roman" w:eastAsia="Times New Roman" w:hAnsi="Times New Roman"/>
+          <w:sz w:val="24"/>
+          <w:szCs w:val="24"/>
+          <w:rtl w:val="0"/>
+        </w:rPr>
+        <w:t xml:space="preserve">Нічого не встановлював</w:t>
+      </w:r>
+      <w:r>
+        <w:rPr>
+          <w:rtl w:val="0"/>
+        </w:rPr>
+      </w:r>
+    </w:p>
+    <w:p>
+      <w:pPr>
+        <w:pStyle w:val="Heading2"/>
+        <w:spacing w:after="0" w:before="40" w:line="276" w:lineRule="auto"/>
+        <w:rPr>
+          <w:rFonts w:ascii="Times New Roman" w:cs="Times New Roman" w:eastAsia="Times New Roman" w:hAnsi="Times New Roman"/>
+          <w:b w:val="1"/>
+          <w:bCs w:val="1"/>
+          <w:sz w:val="26"/>
+          <w:szCs w:val="26"/>
+        </w:rPr>
+      </w:pPr>
+      <w:r>
+        <w:rPr>
+          <w:rFonts w:ascii="Times New Roman" w:cs="Times New Roman" w:eastAsia="Times New Roman" w:hAnsi="Times New Roman"/>
+          <w:b w:val="1"/>
+          <w:bCs w:val="1"/>
+          <w:sz w:val="26"/>
+          <w:szCs w:val="26"/>
+          <w:rtl w:val="0"/>
+        </w:rPr>
+        <w:t xml:space="preserve">4. </w:t>
+        <w:tab/>
+        <w:t xml:space="preserve">Код програм з посиланням на зовнішні ресурси:</w:t>
+      </w:r>
+    </w:p>
+    <w:p>
+      <w:pPr>
+        <w:pStyle w:val="Heading2"/>
+        <w:spacing w:after="0" w:before="40" w:line="276" w:lineRule="auto"/>
+        <w:rPr>
+          <w:rFonts w:ascii="Times New Roman" w:cs="Times New Roman" w:eastAsia="Times New Roman" w:hAnsi="Times New Roman"/>
+          <w:sz w:val="24"/>
+          <w:szCs w:val="24"/>
+        </w:rPr>
+      </w:pPr>
+      <w:r>
+        <w:rPr>
+          <w:rFonts w:ascii="Times New Roman" w:cs="Times New Roman" w:eastAsia="Times New Roman" w:hAnsi="Times New Roman"/>
+          <w:sz w:val="22"/>
+          <w:szCs w:val="22"/>
+          <w:rtl w:val="0"/>
+        </w:rPr>
+        <w:t xml:space="preserve">Завдання №1</w:t>
+      </w:r>
+      <w:r>
+        <w:rPr>
+          <w:rFonts w:ascii="Times New Roman" w:cs="Times New Roman" w:eastAsia="Times New Roman" w:hAnsi="Times New Roman"/>
+          <w:sz w:val="24"/>
+          <w:szCs w:val="24"/>
+          <w:rtl w:val="0"/>
+        </w:rPr>
+        <w:t xml:space="preserve"> Lab# programming: Lab 1 Task 1</w:t>
+      </w:r>
+      <w:r>
+        <w:rPr>
+          <w:rFonts w:ascii="Times New Roman" w:cs="Times New Roman" w:eastAsia="Times New Roman" w:hAnsi="Times New Roman"/>
+          <w:sz w:val="24"/>
+          <w:szCs w:val="24"/>
+        </w:rPr>
+        <w:drawing>
+          <wp:inline distB="114300" distT="114300" distL="114300" distR="114300">
+            <wp:extent cx="5731200" cy="5435600"/>
+            <wp:effectExtent b="0" l="0" r="0" t="0"/>
+            <wp:docPr id="7" name="image10.png"/>
+            <a:graphic>
+              <a:graphicData uri="http://schemas.openxmlformats.org/drawingml/2006/picture">
+                <pic:pic>
+                  <pic:nvPicPr>
+                    <pic:cNvPr id="0" name="image10.png"/>
+                    <pic:cNvPicPr preferRelativeResize="0"/>
+                  </pic:nvPicPr>
+                  <pic:blipFill>
+                    <a:blip r:embed="rId23"/>
+                    <a:srcRect b="0" l="0" r="0" t="0"/>
+                    <a:stretch>
+                      <a:fillRect/>
+                    </a:stretch>
+                  </pic:blipFill>
+                  <pic:spPr>
+                    <a:xfrm>
+                      <a:off x="0" y="0"/>
+                      <a:ext cx="5731200" cy="5435600"/>
+                    </a:xfrm>
+                    <a:prstGeom prst="rect"/>
+                    <a:ln/>
+                  </pic:spPr>
+                </pic:pic>
+              </a:graphicData>
+            </a:graphic>
+          </wp:inline>
+        </w:drawing>
+      </w:r>
+      <w:r>
+        <w:rPr>
           <w:rtl w:val="0"/>
         </w:rPr>
       </w:r>
@@ -4519,7 +5113,7 @@
         </w:rPr>
         <w:t xml:space="preserve"> </w:t>
       </w:r>
-      <w:hyperlink r:id="rId21">
+      <w:hyperlink r:id="rId24">
         <w:r>
           <w:rPr>
             <w:rFonts w:ascii="Times New Roman" w:cs="Times New Roman" w:eastAsia="Times New Roman" w:hAnsi="Times New Roman"/>
@@ -4567,7 +5161,7 @@
         </w:rPr>
         <w:t xml:space="preserve">: </w:t>
       </w:r>
-      <w:hyperlink r:id="rId22">
+      <w:hyperlink r:id="rId25">
         <w:r>
           <w:rPr>
             <w:rFonts w:ascii="Times New Roman" w:cs="Times New Roman" w:eastAsia="Times New Roman" w:hAnsi="Times New Roman"/>
@@ -4577,7 +5171,7 @@
             <w:u w:val="single"/>
             <w:rtl w:val="0"/>
           </w:rPr>
-          <w:t xml:space="preserve">https://github.com/artificial-intelligence-department/ai_programming_playground_2026/pull/338/changes/874cbc5e2cf83850e3641fb06143f27ee04ebedd#diff-abe47befe2e75d299b9b0129100fa89a07bdc4fc91c361f5c9ffe2e0eb428992</w:t>
+          <w:t xml:space="preserve">https://github.com/artificial-intelligence-department/ai_programming_playground_2026/pull/338/changes#diff-82701d30df8cf0091e7c490540fe1d0cf8ba0dd20e8b011d6d239f298f032df4</w:t>
         </w:r>
       </w:hyperlink>
       <w:r>
@@ -4640,18 +5234,18 @@
         </w:rPr>
         <w:drawing>
           <wp:inline distB="114300" distT="114300" distL="114300" distR="114300">
-            <wp:extent cx="4852988" cy="3361621"/>
+            <wp:extent cx="5135400" cy="4364657"/>
             <wp:effectExtent b="0" l="0" r="0" t="0"/>
-            <wp:docPr id="32" name="image35.png"/>
+            <wp:docPr id="8" name="image3.png"/>
             <a:graphic>
               <a:graphicData uri="http://schemas.openxmlformats.org/drawingml/2006/picture">
                 <pic:pic>
                   <pic:nvPicPr>
-                    <pic:cNvPr id="0" name="image35.png"/>
+                    <pic:cNvPr id="0" name="image3.png"/>
                     <pic:cNvPicPr preferRelativeResize="0"/>
                   </pic:nvPicPr>
                   <pic:blipFill>
-                    <a:blip r:embed="rId23"/>
+                    <a:blip r:embed="rId26"/>
                     <a:srcRect b="0" l="0" r="0" t="0"/>
                     <a:stretch>
                       <a:fillRect/>
@@ -4660,7 +5254,7 @@
                   <pic:spPr>
                     <a:xfrm>
                       <a:off x="0" y="0"/>
-                      <a:ext cx="4852988" cy="3361621"/>
+                      <a:ext cx="5135400" cy="4364657"/>
                     </a:xfrm>
                     <a:prstGeom prst="rect"/>
                     <a:ln/>
@@ -4716,7 +5310,7 @@
         </w:rPr>
         <w:t xml:space="preserve">Посилання на github: </w:t>
       </w:r>
-      <w:hyperlink r:id="rId24">
+      <w:hyperlink r:id="rId27">
         <w:r>
           <w:rPr>
             <w:rFonts w:ascii="Times New Roman" w:cs="Times New Roman" w:eastAsia="Times New Roman" w:hAnsi="Times New Roman"/>
@@ -4764,7 +5358,7 @@
         </w:rPr>
         <w:t xml:space="preserve">: </w:t>
       </w:r>
-      <w:hyperlink r:id="rId25">
+      <w:hyperlink r:id="rId28">
         <w:r>
           <w:rPr>
             <w:rFonts w:ascii="Times New Roman" w:cs="Times New Roman" w:eastAsia="Times New Roman" w:hAnsi="Times New Roman"/>
@@ -4774,7 +5368,7 @@
             <w:u w:val="single"/>
             <w:rtl w:val="0"/>
           </w:rPr>
-          <w:t xml:space="preserve">https://github.com/artificial-intelligence-department/ai_programming_playground_2026/pull/338/changes/874cbc5e2cf83850e3641fb06143f27ee04ebedd#diff-4b53024ec49324cde89b4313aee822003c82527fc1650e15b53f1a4ac55fbd35</w:t>
+          <w:t xml:space="preserve">https://github.com/artificial-intelligence-department/ai_programming_playground_2026/pull/338/changes#diff-e426f6ec386af57dcedee4114df3a8222f505cf99c159e661a85e4e80abc6798</w:t>
         </w:r>
       </w:hyperlink>
       <w:r>
@@ -4839,16 +5433,16 @@
           <wp:inline distB="114300" distT="114300" distL="114300" distR="114300">
             <wp:extent cx="3690938" cy="3678675"/>
             <wp:effectExtent b="0" l="0" r="0" t="0"/>
-            <wp:docPr id="19" name="image9.png"/>
+            <wp:docPr id="22" name="image13.png"/>
             <a:graphic>
               <a:graphicData uri="http://schemas.openxmlformats.org/drawingml/2006/picture">
                 <pic:pic>
                   <pic:nvPicPr>
-                    <pic:cNvPr id="0" name="image9.png"/>
+                    <pic:cNvPr id="0" name="image13.png"/>
                     <pic:cNvPicPr preferRelativeResize="0"/>
                   </pic:nvPicPr>
                   <pic:blipFill>
-                    <a:blip r:embed="rId26"/>
+                    <a:blip r:embed="rId29"/>
                     <a:srcRect b="0" l="0" r="0" t="0"/>
                     <a:stretch>
                       <a:fillRect/>
@@ -4894,16 +5488,16 @@
           <wp:inline distB="114300" distT="114300" distL="114300" distR="114300">
             <wp:extent cx="4240050" cy="4056100"/>
             <wp:effectExtent b="0" l="0" r="0" t="0"/>
-            <wp:docPr id="37" name="image30.png"/>
+            <wp:docPr id="41" name="image42.png"/>
             <a:graphic>
               <a:graphicData uri="http://schemas.openxmlformats.org/drawingml/2006/picture">
                 <pic:pic>
                   <pic:nvPicPr>
-                    <pic:cNvPr id="0" name="image30.png"/>
+                    <pic:cNvPr id="0" name="image42.png"/>
                     <pic:cNvPicPr preferRelativeResize="0"/>
                   </pic:nvPicPr>
                   <pic:blipFill>
-                    <a:blip r:embed="rId27"/>
+                    <a:blip r:embed="rId30"/>
                     <a:srcRect b="0" l="0" r="0" t="0"/>
                     <a:stretch>
                       <a:fillRect/>
@@ -4949,16 +5543,16 @@
           <wp:inline distB="114300" distT="114300" distL="114300" distR="114300">
             <wp:extent cx="5731200" cy="3683000"/>
             <wp:effectExtent b="0" l="0" r="0" t="0"/>
-            <wp:docPr id="27" name="image18.png"/>
+            <wp:docPr id="31" name="image34.png"/>
             <a:graphic>
               <a:graphicData uri="http://schemas.openxmlformats.org/drawingml/2006/picture">
                 <pic:pic>
                   <pic:nvPicPr>
-                    <pic:cNvPr id="0" name="image18.png"/>
+                    <pic:cNvPr id="0" name="image34.png"/>
                     <pic:cNvPicPr preferRelativeResize="0"/>
                   </pic:nvPicPr>
                   <pic:blipFill>
-                    <a:blip r:embed="rId28"/>
+                    <a:blip r:embed="rId31"/>
                     <a:srcRect b="0" l="0" r="0" t="0"/>
                     <a:stretch>
                       <a:fillRect/>
@@ -5004,16 +5598,16 @@
           <wp:inline distB="114300" distT="114300" distL="114300" distR="114300">
             <wp:extent cx="5731200" cy="2222500"/>
             <wp:effectExtent b="0" l="0" r="0" t="0"/>
-            <wp:docPr id="23" name="image13.png"/>
+            <wp:docPr id="25" name="image30.png"/>
             <a:graphic>
               <a:graphicData uri="http://schemas.openxmlformats.org/drawingml/2006/picture">
                 <pic:pic>
                   <pic:nvPicPr>
-                    <pic:cNvPr id="0" name="image13.png"/>
+                    <pic:cNvPr id="0" name="image30.png"/>
                     <pic:cNvPicPr preferRelativeResize="0"/>
                   </pic:nvPicPr>
                   <pic:blipFill>
-                    <a:blip r:embed="rId29"/>
+                    <a:blip r:embed="rId32"/>
                     <a:srcRect b="0" l="0" r="0" t="0"/>
                     <a:stretch>
                       <a:fillRect/>
@@ -5078,7 +5672,7 @@
         </w:rPr>
         <w:t xml:space="preserve">Посилання на github: </w:t>
       </w:r>
-      <w:hyperlink r:id="rId30">
+      <w:hyperlink r:id="rId33">
         <w:r>
           <w:rPr>
             <w:rFonts w:ascii="Times New Roman" w:cs="Times New Roman" w:eastAsia="Times New Roman" w:hAnsi="Times New Roman"/>
@@ -5126,7 +5720,7 @@
         </w:rPr>
         <w:t xml:space="preserve">: </w:t>
       </w:r>
-      <w:hyperlink r:id="rId31">
+      <w:hyperlink r:id="rId34">
         <w:r>
           <w:rPr>
             <w:rFonts w:ascii="Times New Roman" w:cs="Times New Roman" w:eastAsia="Times New Roman" w:hAnsi="Times New Roman"/>
@@ -5136,7 +5730,7 @@
             <w:u w:val="single"/>
             <w:rtl w:val="0"/>
           </w:rPr>
-          <w:t xml:space="preserve">https://github.com/artificial-intelligence-department/ai_programming_playground_2026/pull/338/changes/874cbc5e2cf83850e3641fb06143f27ee04ebedd#diff-77ec399c8d16968e7f4af6c8a69d656a083cc6e577d0994cd9694cc7c35a3517</w:t>
+          <w:t xml:space="preserve">https://github.com/artificial-intelligence-department/ai_programming_playground_2026/pull/338/changes#diff-77ec399c8d16968e7f4af6c8a69d656a083cc6e577d0994cd9694cc7c35a3517</w:t>
         </w:r>
       </w:hyperlink>
       <w:r>
@@ -5147,67 +5741,47 @@
     </w:p>
     <w:p>
       <w:pPr>
-        <w:spacing w:line="276" w:lineRule="auto"/>
-        <w:rPr>
-          <w:rFonts w:ascii="Times New Roman" w:cs="Times New Roman" w:eastAsia="Times New Roman" w:hAnsi="Times New Roman"/>
-          <w:sz w:val="24"/>
-          <w:szCs w:val="24"/>
-        </w:rPr>
-      </w:pPr>
-      <w:r>
-        <w:rPr>
-          <w:rtl w:val="0"/>
-        </w:rPr>
-      </w:r>
-    </w:p>
-    <w:p>
-      <w:pPr>
-        <w:pStyle w:val="Heading2"/>
-        <w:spacing w:after="0" w:before="40" w:line="276" w:lineRule="auto"/>
-        <w:rPr>
-          <w:rFonts w:ascii="Times New Roman" w:cs="Times New Roman" w:eastAsia="Times New Roman" w:hAnsi="Times New Roman"/>
-          <w:b w:val="1"/>
-          <w:bCs w:val="1"/>
-          <w:sz w:val="26"/>
-          <w:szCs w:val="26"/>
-        </w:rPr>
-      </w:pPr>
-      <w:r>
-        <w:rPr>
-          <w:rFonts w:ascii="Times New Roman" w:cs="Times New Roman" w:eastAsia="Times New Roman" w:hAnsi="Times New Roman"/>
-          <w:b w:val="1"/>
-          <w:bCs w:val="1"/>
-          <w:sz w:val="26"/>
-          <w:szCs w:val="26"/>
-          <w:rtl w:val="0"/>
-        </w:rPr>
-        <w:t xml:space="preserve">5.</w:t>
-        <w:tab/>
-        <w:t xml:space="preserve">Результати виконання завдань, тестування та фактично затрачений час:</w:t>
-      </w:r>
-    </w:p>
-    <w:p>
-      <w:pPr>
-        <w:spacing w:line="276" w:lineRule="auto"/>
-        <w:rPr>
-          <w:rFonts w:ascii="Times New Roman" w:cs="Times New Roman" w:eastAsia="Times New Roman" w:hAnsi="Times New Roman"/>
-          <w:sz w:val="24"/>
-          <w:szCs w:val="24"/>
-        </w:rPr>
-      </w:pPr>
-      <w:r>
-        <w:rPr>
-          <w:rFonts w:ascii="Times New Roman" w:cs="Times New Roman" w:eastAsia="Times New Roman" w:hAnsi="Times New Roman"/>
-          <w:sz w:val="24"/>
-          <w:szCs w:val="24"/>
-          <w:rtl w:val="0"/>
-        </w:rPr>
-        <w:t xml:space="preserve">Завдання №1 Lab# programming: Lab 1 Task 1</w:t>
-      </w:r>
-    </w:p>
-    <w:p>
-      <w:pPr>
-        <w:spacing w:line="276" w:lineRule="auto"/>
+        <w:spacing w:line="240" w:lineRule="auto"/>
+        <w:ind w:left="720" w:firstLine="0"/>
+        <w:rPr>
+          <w:rFonts w:ascii="Times New Roman" w:cs="Times New Roman" w:eastAsia="Times New Roman" w:hAnsi="Times New Roman"/>
+          <w:sz w:val="24"/>
+          <w:szCs w:val="24"/>
+        </w:rPr>
+      </w:pPr>
+      <w:r>
+        <w:rPr>
+          <w:rtl w:val="0"/>
+        </w:rPr>
+      </w:r>
+    </w:p>
+    <w:p>
+      <w:pPr>
+        <w:spacing w:after="200" w:line="276" w:lineRule="auto"/>
+        <w:rPr>
+          <w:rFonts w:ascii="Calibri" w:cs="Calibri" w:eastAsia="Calibri" w:hAnsi="Calibri"/>
+        </w:rPr>
+      </w:pPr>
+      <w:r>
+        <w:rPr>
+          <w:rFonts w:ascii="Times New Roman" w:cs="Times New Roman" w:eastAsia="Times New Roman" w:hAnsi="Times New Roman"/>
+          <w:sz w:val="24"/>
+          <w:szCs w:val="24"/>
+          <w:rtl w:val="0"/>
+        </w:rPr>
+        <w:t xml:space="preserve">Завдання №5 </w:t>
+      </w:r>
+      <w:r>
+        <w:rPr>
+          <w:rFonts w:ascii="Calibri" w:cs="Calibri" w:eastAsia="Calibri" w:hAnsi="Calibri"/>
+          <w:rtl w:val="0"/>
+        </w:rPr>
+        <w:t xml:space="preserve">Lab# programming: Algotester Lab 1 Task 2</w:t>
+      </w:r>
+    </w:p>
+    <w:p>
+      <w:pPr>
+        <w:spacing w:after="200" w:line="276" w:lineRule="auto"/>
         <w:jc w:val="center"/>
         <w:rPr>
           <w:rFonts w:ascii="Times New Roman" w:cs="Times New Roman" w:eastAsia="Times New Roman" w:hAnsi="Times New Roman"/>
@@ -5223,18 +5797,18 @@
         </w:rPr>
         <w:drawing>
           <wp:inline distB="114300" distT="114300" distL="114300" distR="114300">
-            <wp:extent cx="2981325" cy="742950"/>
+            <wp:extent cx="2952750" cy="8315325"/>
             <wp:effectExtent b="0" l="0" r="0" t="0"/>
-            <wp:docPr id="6" name="image11.png"/>
+            <wp:docPr id="11" name="image9.png"/>
             <a:graphic>
               <a:graphicData uri="http://schemas.openxmlformats.org/drawingml/2006/picture">
                 <pic:pic>
                   <pic:nvPicPr>
-                    <pic:cNvPr id="0" name="image11.png"/>
+                    <pic:cNvPr id="0" name="image9.png"/>
                     <pic:cNvPicPr preferRelativeResize="0"/>
                   </pic:nvPicPr>
                   <pic:blipFill>
-                    <a:blip r:embed="rId32"/>
+                    <a:blip r:embed="rId35"/>
                     <a:srcRect b="0" l="0" r="0" t="0"/>
                     <a:stretch>
                       <a:fillRect/>
@@ -5243,7 +5817,7 @@
                   <pic:spPr>
                     <a:xfrm>
                       <a:off x="0" y="0"/>
-                      <a:ext cx="2981325" cy="742950"/>
+                      <a:ext cx="2952750" cy="8315325"/>
                     </a:xfrm>
                     <a:prstGeom prst="rect"/>
                     <a:ln/>
@@ -5277,7 +5851,45 @@
           <w:szCs w:val="24"/>
           <w:rtl w:val="0"/>
         </w:rPr>
-        <w:t xml:space="preserve">Рис.6. Вивід програми Lab 1 Task 1</w:t>
+        <w:t xml:space="preserve">Рис.6. Код програми Algotester Lab 1 Task 2</w:t>
+      </w:r>
+    </w:p>
+    <w:p>
+      <w:pPr>
+        <w:spacing w:line="276" w:lineRule="auto"/>
+        <w:rPr>
+          <w:rFonts w:ascii="Times New Roman" w:cs="Times New Roman" w:eastAsia="Times New Roman" w:hAnsi="Times New Roman"/>
+          <w:sz w:val="24"/>
+          <w:szCs w:val="24"/>
+          <w:shd w:fill="fff2cc" w:val="clear"/>
+        </w:rPr>
+      </w:pPr>
+      <w:r>
+        <w:rPr>
+          <w:rFonts w:ascii="Times New Roman" w:cs="Times New Roman" w:eastAsia="Times New Roman" w:hAnsi="Times New Roman"/>
+          <w:sz w:val="24"/>
+          <w:szCs w:val="24"/>
+          <w:rtl w:val="0"/>
+        </w:rPr>
+        <w:t xml:space="preserve">Посилання на algotester solution: </w:t>
+      </w:r>
+      <w:hyperlink r:id="rId36">
+        <w:r>
+          <w:rPr>
+            <w:rFonts w:ascii="Times New Roman" w:cs="Times New Roman" w:eastAsia="Times New Roman" w:hAnsi="Times New Roman"/>
+            <w:color w:val="1155cc"/>
+            <w:sz w:val="24"/>
+            <w:szCs w:val="24"/>
+            <w:u w:val="single"/>
+            <w:rtl w:val="0"/>
+          </w:rPr>
+          <w:t xml:space="preserve">https://algotester.com/en/ProblemSolution/Display/2296040</w:t>
+        </w:r>
+      </w:hyperlink>
+      <w:r>
+        <w:rPr>
+          <w:rtl w:val="0"/>
+        </w:rPr>
       </w:r>
     </w:p>
     <w:p>
@@ -5285,21 +5897,58 @@
         <w:spacing w:after="200" w:line="276" w:lineRule="auto"/>
         <w:rPr>
           <w:rFonts w:ascii="Times New Roman" w:cs="Times New Roman" w:eastAsia="Times New Roman" w:hAnsi="Times New Roman"/>
-          <w:b w:val="1"/>
-          <w:bCs w:val="1"/>
-          <w:sz w:val="26"/>
-          <w:szCs w:val="26"/>
-        </w:rPr>
-      </w:pPr>
-      <w:r>
-        <w:rPr>
-          <w:rFonts w:ascii="Times New Roman" w:cs="Times New Roman" w:eastAsia="Times New Roman" w:hAnsi="Times New Roman"/>
-          <w:sz w:val="24"/>
-          <w:szCs w:val="24"/>
-          <w:rtl w:val="0"/>
-        </w:rPr>
-        <w:t xml:space="preserve">Час затрачений на виконання завдання: 1.5 години</w:t>
-      </w:r>
+          <w:sz w:val="24"/>
+          <w:szCs w:val="24"/>
+        </w:rPr>
+      </w:pPr>
+      <w:r>
+        <w:rPr>
+          <w:rFonts w:ascii="Times New Roman" w:cs="Times New Roman" w:eastAsia="Times New Roman" w:hAnsi="Times New Roman"/>
+          <w:i w:val="1"/>
+          <w:iCs w:val="1"/>
+          <w:sz w:val="24"/>
+          <w:szCs w:val="24"/>
+          <w:rtl w:val="0"/>
+        </w:rPr>
+        <w:t xml:space="preserve">Посилання на файл коду в пулреквесті</w:t>
+      </w:r>
+      <w:r>
+        <w:rPr>
+          <w:rFonts w:ascii="Times New Roman" w:cs="Times New Roman" w:eastAsia="Times New Roman" w:hAnsi="Times New Roman"/>
+          <w:sz w:val="24"/>
+          <w:szCs w:val="24"/>
+          <w:rtl w:val="0"/>
+        </w:rPr>
+        <w:t xml:space="preserve">: </w:t>
+      </w:r>
+      <w:hyperlink r:id="rId37">
+        <w:r>
+          <w:rPr>
+            <w:rFonts w:ascii="Times New Roman" w:cs="Times New Roman" w:eastAsia="Times New Roman" w:hAnsi="Times New Roman"/>
+            <w:color w:val="1155cc"/>
+            <w:sz w:val="24"/>
+            <w:szCs w:val="24"/>
+            <w:u w:val="single"/>
+            <w:rtl w:val="0"/>
+          </w:rPr>
+          <w:t xml:space="preserve">https://github.com/artificial-intelligence-department/ai_programming_playground_2026/pull/338/changes#diff-24732d82572cc26db4ecf31507bef0b52c79e01bab00bb82e2d38cb218bb4366</w:t>
+        </w:r>
+      </w:hyperlink>
+      <w:r>
+        <w:rPr>
+          <w:rtl w:val="0"/>
+        </w:rPr>
+      </w:r>
+    </w:p>
+    <w:p>
+      <w:pPr>
+        <w:spacing w:after="200" w:line="276" w:lineRule="auto"/>
+        <w:rPr>
+          <w:rFonts w:ascii="Times New Roman" w:cs="Times New Roman" w:eastAsia="Times New Roman" w:hAnsi="Times New Roman"/>
+          <w:sz w:val="24"/>
+          <w:szCs w:val="24"/>
+        </w:rPr>
+      </w:pPr>
       <w:r>
         <w:rPr>
           <w:rtl w:val="0"/>
@@ -5322,7 +5971,19 @@
           <w:szCs w:val="24"/>
           <w:rtl w:val="0"/>
         </w:rPr>
-        <w:t xml:space="preserve">Завдання №2 Lab# programming: Lab 1 Task 2</w:t>
+        <w:t xml:space="preserve">Завдання №6 </w:t>
+      </w:r>
+      <w:r>
+        <w:rPr>
+          <w:rFonts w:ascii="Calibri" w:cs="Calibri" w:eastAsia="Calibri" w:hAnsi="Calibri"/>
+          <w:rtl w:val="0"/>
+        </w:rPr>
+        <w:t xml:space="preserve">Practice# programming:  Self Practice Task</w:t>
+      </w:r>
+      <w:r>
+        <w:rPr>
+          <w:rtl w:val="0"/>
+        </w:rPr>
       </w:r>
     </w:p>
     <w:p>
@@ -5343,18 +6004,18 @@
         </w:rPr>
         <w:drawing>
           <wp:inline distB="114300" distT="114300" distL="114300" distR="114300">
-            <wp:extent cx="2362200" cy="1047750"/>
+            <wp:extent cx="5116626" cy="4394179"/>
             <wp:effectExtent b="0" l="0" r="0" t="0"/>
-            <wp:docPr id="30" name="image15.png"/>
+            <wp:docPr id="12" name="image4.png"/>
             <a:graphic>
               <a:graphicData uri="http://schemas.openxmlformats.org/drawingml/2006/picture">
                 <pic:pic>
                   <pic:nvPicPr>
-                    <pic:cNvPr id="0" name="image15.png"/>
+                    <pic:cNvPr id="0" name="image4.png"/>
                     <pic:cNvPicPr preferRelativeResize="0"/>
                   </pic:nvPicPr>
                   <pic:blipFill>
-                    <a:blip r:embed="rId33"/>
+                    <a:blip r:embed="rId38"/>
                     <a:srcRect b="0" l="0" r="0" t="0"/>
                     <a:stretch>
                       <a:fillRect/>
@@ -5363,7 +6024,7 @@
                   <pic:spPr>
                     <a:xfrm>
                       <a:off x="0" y="0"/>
-                      <a:ext cx="2362200" cy="1047750"/>
+                      <a:ext cx="5116626" cy="4394179"/>
                     </a:xfrm>
                     <a:prstGeom prst="rect"/>
                     <a:ln/>
@@ -5395,14 +6056,187 @@
           <w:rFonts w:ascii="Times New Roman" w:cs="Times New Roman" w:eastAsia="Times New Roman" w:hAnsi="Times New Roman"/>
           <w:sz w:val="24"/>
           <w:szCs w:val="24"/>
-          <w:rtl w:val="0"/>
-        </w:rPr>
-        <w:t xml:space="preserve">Рис.7. Вивід програми Lab 1 Task 2</w:t>
+        </w:rPr>
+        <w:drawing>
+          <wp:inline distB="114300" distT="114300" distL="114300" distR="114300">
+            <wp:extent cx="5054438" cy="4236808"/>
+            <wp:effectExtent b="0" l="0" r="0" t="0"/>
+            <wp:docPr id="39" name="image36.png"/>
+            <a:graphic>
+              <a:graphicData uri="http://schemas.openxmlformats.org/drawingml/2006/picture">
+                <pic:pic>
+                  <pic:nvPicPr>
+                    <pic:cNvPr id="0" name="image36.png"/>
+                    <pic:cNvPicPr preferRelativeResize="0"/>
+                  </pic:nvPicPr>
+                  <pic:blipFill>
+                    <a:blip r:embed="rId39"/>
+                    <a:srcRect b="0" l="0" r="0" t="0"/>
+                    <a:stretch>
+                      <a:fillRect/>
+                    </a:stretch>
+                  </pic:blipFill>
+                  <pic:spPr>
+                    <a:xfrm>
+                      <a:off x="0" y="0"/>
+                      <a:ext cx="5054438" cy="4236808"/>
+                    </a:xfrm>
+                    <a:prstGeom prst="rect"/>
+                    <a:ln/>
+                  </pic:spPr>
+                </pic:pic>
+              </a:graphicData>
+            </a:graphic>
+          </wp:inline>
+        </w:drawing>
+      </w:r>
+      <w:r>
+        <w:rPr>
+          <w:rtl w:val="0"/>
+        </w:rPr>
+      </w:r>
+    </w:p>
+    <w:p>
+      <w:pPr>
+        <w:spacing w:line="276" w:lineRule="auto"/>
+        <w:jc w:val="center"/>
+        <w:rPr>
+          <w:rFonts w:ascii="Times New Roman" w:cs="Times New Roman" w:eastAsia="Times New Roman" w:hAnsi="Times New Roman"/>
+          <w:sz w:val="24"/>
+          <w:szCs w:val="24"/>
+        </w:rPr>
+      </w:pPr>
+      <w:r>
+        <w:rPr>
+          <w:rFonts w:ascii="Times New Roman" w:cs="Times New Roman" w:eastAsia="Times New Roman" w:hAnsi="Times New Roman"/>
+          <w:sz w:val="24"/>
+          <w:szCs w:val="24"/>
+          <w:rtl w:val="0"/>
+        </w:rPr>
+        <w:t xml:space="preserve">Рис.7. Код програми Офісна вулиця. Частина 1</w:t>
+      </w:r>
+    </w:p>
+    <w:p>
+      <w:pPr>
+        <w:spacing w:line="276" w:lineRule="auto"/>
+        <w:jc w:val="center"/>
+        <w:rPr>
+          <w:rFonts w:ascii="Times New Roman" w:cs="Times New Roman" w:eastAsia="Times New Roman" w:hAnsi="Times New Roman"/>
+          <w:sz w:val="24"/>
+          <w:szCs w:val="24"/>
+        </w:rPr>
+      </w:pPr>
+      <w:r>
+        <w:rPr>
+          <w:rtl w:val="0"/>
+        </w:rPr>
+      </w:r>
+    </w:p>
+    <w:p>
+      <w:pPr>
+        <w:spacing w:line="276" w:lineRule="auto"/>
+        <w:rPr>
+          <w:rFonts w:ascii="Times New Roman" w:cs="Times New Roman" w:eastAsia="Times New Roman" w:hAnsi="Times New Roman"/>
+          <w:sz w:val="24"/>
+          <w:szCs w:val="24"/>
+          <w:shd w:fill="fff2cc" w:val="clear"/>
+        </w:rPr>
+      </w:pPr>
+      <w:r>
+        <w:rPr>
+          <w:rFonts w:ascii="Times New Roman" w:cs="Times New Roman" w:eastAsia="Times New Roman" w:hAnsi="Times New Roman"/>
+          <w:sz w:val="24"/>
+          <w:szCs w:val="24"/>
+          <w:rtl w:val="0"/>
+        </w:rPr>
+        <w:t xml:space="preserve">Посилання на algotester solution: </w:t>
+      </w:r>
+      <w:hyperlink r:id="rId40">
+        <w:r>
+          <w:rPr>
+            <w:rFonts w:ascii="Times New Roman" w:cs="Times New Roman" w:eastAsia="Times New Roman" w:hAnsi="Times New Roman"/>
+            <w:color w:val="1155cc"/>
+            <w:sz w:val="24"/>
+            <w:szCs w:val="24"/>
+            <w:u w:val="single"/>
+            <w:rtl w:val="0"/>
+          </w:rPr>
+          <w:t xml:space="preserve">https://algotester.com/en/ProblemSolution/Display/2296040</w:t>
+        </w:r>
+      </w:hyperlink>
+      <w:r>
+        <w:rPr>
+          <w:rtl w:val="0"/>
+        </w:rPr>
       </w:r>
     </w:p>
     <w:p>
       <w:pPr>
         <w:spacing w:after="200" w:line="276" w:lineRule="auto"/>
+        <w:rPr>
+          <w:rFonts w:ascii="Times New Roman" w:cs="Times New Roman" w:eastAsia="Times New Roman" w:hAnsi="Times New Roman"/>
+          <w:sz w:val="24"/>
+          <w:szCs w:val="24"/>
+        </w:rPr>
+      </w:pPr>
+      <w:r>
+        <w:rPr>
+          <w:rFonts w:ascii="Times New Roman" w:cs="Times New Roman" w:eastAsia="Times New Roman" w:hAnsi="Times New Roman"/>
+          <w:i w:val="1"/>
+          <w:iCs w:val="1"/>
+          <w:sz w:val="24"/>
+          <w:szCs w:val="24"/>
+          <w:rtl w:val="0"/>
+        </w:rPr>
+        <w:t xml:space="preserve">Посилання на файл коду в пулреквесті</w:t>
+      </w:r>
+      <w:r>
+        <w:rPr>
+          <w:rFonts w:ascii="Times New Roman" w:cs="Times New Roman" w:eastAsia="Times New Roman" w:hAnsi="Times New Roman"/>
+          <w:sz w:val="24"/>
+          <w:szCs w:val="24"/>
+          <w:rtl w:val="0"/>
+        </w:rPr>
+        <w:t xml:space="preserve">: </w:t>
+      </w:r>
+      <w:hyperlink r:id="rId41">
+        <w:r>
+          <w:rPr>
+            <w:rFonts w:ascii="Times New Roman" w:cs="Times New Roman" w:eastAsia="Times New Roman" w:hAnsi="Times New Roman"/>
+            <w:color w:val="1155cc"/>
+            <w:sz w:val="24"/>
+            <w:szCs w:val="24"/>
+            <w:u w:val="single"/>
+            <w:rtl w:val="0"/>
+          </w:rPr>
+          <w:t xml:space="preserve">https://github.com/artificial-intelligence-department/ai_programming_playground_2026/pull/338/changes#diff-39493bdbe84be393d0ff618ead35f0889ad63f812745c59025f1f53be9740ac2</w:t>
+        </w:r>
+      </w:hyperlink>
+      <w:r>
+        <w:rPr>
+          <w:rtl w:val="0"/>
+        </w:rPr>
+      </w:r>
+    </w:p>
+    <w:p>
+      <w:pPr>
+        <w:spacing w:after="200" w:line="276" w:lineRule="auto"/>
+        <w:rPr>
+          <w:rFonts w:ascii="Times New Roman" w:cs="Times New Roman" w:eastAsia="Times New Roman" w:hAnsi="Times New Roman"/>
+          <w:sz w:val="24"/>
+          <w:szCs w:val="24"/>
+        </w:rPr>
+      </w:pPr>
+      <w:r>
+        <w:rPr>
+          <w:rtl w:val="0"/>
+        </w:rPr>
+      </w:r>
+    </w:p>
+    <w:p>
+      <w:pPr>
+        <w:pStyle w:val="Heading2"/>
+        <w:spacing w:after="0" w:before="40" w:line="276" w:lineRule="auto"/>
         <w:rPr>
           <w:rFonts w:ascii="Times New Roman" w:cs="Times New Roman" w:eastAsia="Times New Roman" w:hAnsi="Times New Roman"/>
           <w:b w:val="1"/>
@@ -5414,6 +6248,245 @@
       <w:r>
         <w:rPr>
           <w:rFonts w:ascii="Times New Roman" w:cs="Times New Roman" w:eastAsia="Times New Roman" w:hAnsi="Times New Roman"/>
+          <w:b w:val="1"/>
+          <w:bCs w:val="1"/>
+          <w:sz w:val="26"/>
+          <w:szCs w:val="26"/>
+          <w:rtl w:val="0"/>
+        </w:rPr>
+        <w:t xml:space="preserve">5.</w:t>
+        <w:tab/>
+        <w:t xml:space="preserve">Результати виконання завдань, тестування та фактично затрачений час:</w:t>
+      </w:r>
+    </w:p>
+    <w:p>
+      <w:pPr>
+        <w:spacing w:line="276" w:lineRule="auto"/>
+        <w:rPr>
+          <w:rFonts w:ascii="Times New Roman" w:cs="Times New Roman" w:eastAsia="Times New Roman" w:hAnsi="Times New Roman"/>
+          <w:sz w:val="24"/>
+          <w:szCs w:val="24"/>
+        </w:rPr>
+      </w:pPr>
+      <w:r>
+        <w:rPr>
+          <w:rFonts w:ascii="Times New Roman" w:cs="Times New Roman" w:eastAsia="Times New Roman" w:hAnsi="Times New Roman"/>
+          <w:sz w:val="24"/>
+          <w:szCs w:val="24"/>
+          <w:rtl w:val="0"/>
+        </w:rPr>
+        <w:t xml:space="preserve">Завдання №1 Lab# programming: Lab 1 Task 1</w:t>
+      </w:r>
+    </w:p>
+    <w:p>
+      <w:pPr>
+        <w:spacing w:line="276" w:lineRule="auto"/>
+        <w:jc w:val="center"/>
+        <w:rPr>
+          <w:rFonts w:ascii="Times New Roman" w:cs="Times New Roman" w:eastAsia="Times New Roman" w:hAnsi="Times New Roman"/>
+          <w:sz w:val="24"/>
+          <w:szCs w:val="24"/>
+        </w:rPr>
+      </w:pPr>
+      <w:r>
+        <w:rPr>
+          <w:rFonts w:ascii="Times New Roman" w:cs="Times New Roman" w:eastAsia="Times New Roman" w:hAnsi="Times New Roman"/>
+          <w:sz w:val="24"/>
+          <w:szCs w:val="24"/>
+        </w:rPr>
+        <w:drawing>
+          <wp:inline distB="114300" distT="114300" distL="114300" distR="114300">
+            <wp:extent cx="2895600" cy="581025"/>
+            <wp:effectExtent b="0" l="0" r="0" t="0"/>
+            <wp:docPr id="10" name="image12.png"/>
+            <a:graphic>
+              <a:graphicData uri="http://schemas.openxmlformats.org/drawingml/2006/picture">
+                <pic:pic>
+                  <pic:nvPicPr>
+                    <pic:cNvPr id="0" name="image12.png"/>
+                    <pic:cNvPicPr preferRelativeResize="0"/>
+                  </pic:nvPicPr>
+                  <pic:blipFill>
+                    <a:blip r:embed="rId42"/>
+                    <a:srcRect b="0" l="0" r="0" t="0"/>
+                    <a:stretch>
+                      <a:fillRect/>
+                    </a:stretch>
+                  </pic:blipFill>
+                  <pic:spPr>
+                    <a:xfrm>
+                      <a:off x="0" y="0"/>
+                      <a:ext cx="2895600" cy="581025"/>
+                    </a:xfrm>
+                    <a:prstGeom prst="rect"/>
+                    <a:ln/>
+                  </pic:spPr>
+                </pic:pic>
+              </a:graphicData>
+            </a:graphic>
+          </wp:inline>
+        </w:drawing>
+      </w:r>
+      <w:r>
+        <w:rPr>
+          <w:rtl w:val="0"/>
+        </w:rPr>
+      </w:r>
+    </w:p>
+    <w:p>
+      <w:pPr>
+        <w:spacing w:line="276" w:lineRule="auto"/>
+        <w:jc w:val="center"/>
+        <w:rPr>
+          <w:rFonts w:ascii="Times New Roman" w:cs="Times New Roman" w:eastAsia="Times New Roman" w:hAnsi="Times New Roman"/>
+          <w:sz w:val="24"/>
+          <w:szCs w:val="24"/>
+        </w:rPr>
+      </w:pPr>
+      <w:r>
+        <w:rPr>
+          <w:rFonts w:ascii="Times New Roman" w:cs="Times New Roman" w:eastAsia="Times New Roman" w:hAnsi="Times New Roman"/>
+          <w:sz w:val="24"/>
+          <w:szCs w:val="24"/>
+          <w:rtl w:val="0"/>
+        </w:rPr>
+        <w:t xml:space="preserve">Рис.8. Вивід програми Lab 1 Task 1</w:t>
+      </w:r>
+    </w:p>
+    <w:p>
+      <w:pPr>
+        <w:spacing w:after="200" w:line="276" w:lineRule="auto"/>
+        <w:rPr>
+          <w:rFonts w:ascii="Times New Roman" w:cs="Times New Roman" w:eastAsia="Times New Roman" w:hAnsi="Times New Roman"/>
+          <w:b w:val="1"/>
+          <w:bCs w:val="1"/>
+          <w:sz w:val="26"/>
+          <w:szCs w:val="26"/>
+        </w:rPr>
+      </w:pPr>
+      <w:r>
+        <w:rPr>
+          <w:rFonts w:ascii="Times New Roman" w:cs="Times New Roman" w:eastAsia="Times New Roman" w:hAnsi="Times New Roman"/>
+          <w:sz w:val="24"/>
+          <w:szCs w:val="24"/>
+          <w:rtl w:val="0"/>
+        </w:rPr>
+        <w:t xml:space="preserve">Час затрачений на виконання завдання: 1.5 години</w:t>
+      </w:r>
+      <w:r>
+        <w:rPr>
+          <w:rtl w:val="0"/>
+        </w:rPr>
+      </w:r>
+    </w:p>
+    <w:p>
+      <w:pPr>
+        <w:spacing w:line="276" w:lineRule="auto"/>
+        <w:rPr>
+          <w:rFonts w:ascii="Times New Roman" w:cs="Times New Roman" w:eastAsia="Times New Roman" w:hAnsi="Times New Roman"/>
+          <w:sz w:val="24"/>
+          <w:szCs w:val="24"/>
+        </w:rPr>
+      </w:pPr>
+      <w:r>
+        <w:rPr>
+          <w:rFonts w:ascii="Times New Roman" w:cs="Times New Roman" w:eastAsia="Times New Roman" w:hAnsi="Times New Roman"/>
+          <w:sz w:val="24"/>
+          <w:szCs w:val="24"/>
+          <w:rtl w:val="0"/>
+        </w:rPr>
+        <w:t xml:space="preserve">Завдання №2 Lab# programming: Lab 1 Task 2</w:t>
+      </w:r>
+    </w:p>
+    <w:p>
+      <w:pPr>
+        <w:spacing w:line="276" w:lineRule="auto"/>
+        <w:jc w:val="center"/>
+        <w:rPr>
+          <w:rFonts w:ascii="Times New Roman" w:cs="Times New Roman" w:eastAsia="Times New Roman" w:hAnsi="Times New Roman"/>
+          <w:sz w:val="24"/>
+          <w:szCs w:val="24"/>
+        </w:rPr>
+      </w:pPr>
+      <w:r>
+        <w:rPr>
+          <w:rFonts w:ascii="Times New Roman" w:cs="Times New Roman" w:eastAsia="Times New Roman" w:hAnsi="Times New Roman"/>
+          <w:sz w:val="24"/>
+          <w:szCs w:val="24"/>
+        </w:rPr>
+        <w:drawing>
+          <wp:inline distB="114300" distT="114300" distL="114300" distR="114300">
+            <wp:extent cx="1609725" cy="971550"/>
+            <wp:effectExtent b="0" l="0" r="0" t="0"/>
+            <wp:docPr id="9" name="image11.png"/>
+            <a:graphic>
+              <a:graphicData uri="http://schemas.openxmlformats.org/drawingml/2006/picture">
+                <pic:pic>
+                  <pic:nvPicPr>
+                    <pic:cNvPr id="0" name="image11.png"/>
+                    <pic:cNvPicPr preferRelativeResize="0"/>
+                  </pic:nvPicPr>
+                  <pic:blipFill>
+                    <a:blip r:embed="rId43"/>
+                    <a:srcRect b="0" l="0" r="0" t="0"/>
+                    <a:stretch>
+                      <a:fillRect/>
+                    </a:stretch>
+                  </pic:blipFill>
+                  <pic:spPr>
+                    <a:xfrm>
+                      <a:off x="0" y="0"/>
+                      <a:ext cx="1609725" cy="971550"/>
+                    </a:xfrm>
+                    <a:prstGeom prst="rect"/>
+                    <a:ln/>
+                  </pic:spPr>
+                </pic:pic>
+              </a:graphicData>
+            </a:graphic>
+          </wp:inline>
+        </w:drawing>
+      </w:r>
+      <w:r>
+        <w:rPr>
+          <w:rtl w:val="0"/>
+        </w:rPr>
+      </w:r>
+    </w:p>
+    <w:p>
+      <w:pPr>
+        <w:spacing w:line="276" w:lineRule="auto"/>
+        <w:jc w:val="center"/>
+        <w:rPr>
+          <w:rFonts w:ascii="Times New Roman" w:cs="Times New Roman" w:eastAsia="Times New Roman" w:hAnsi="Times New Roman"/>
+          <w:sz w:val="24"/>
+          <w:szCs w:val="24"/>
+        </w:rPr>
+      </w:pPr>
+      <w:r>
+        <w:rPr>
+          <w:rFonts w:ascii="Times New Roman" w:cs="Times New Roman" w:eastAsia="Times New Roman" w:hAnsi="Times New Roman"/>
+          <w:sz w:val="24"/>
+          <w:szCs w:val="24"/>
+          <w:rtl w:val="0"/>
+        </w:rPr>
+        <w:t xml:space="preserve">Рис.9. Вивід програми Lab 1 Task 2</w:t>
+      </w:r>
+    </w:p>
+    <w:p>
+      <w:pPr>
+        <w:spacing w:after="200" w:line="276" w:lineRule="auto"/>
+        <w:rPr>
+          <w:rFonts w:ascii="Times New Roman" w:cs="Times New Roman" w:eastAsia="Times New Roman" w:hAnsi="Times New Roman"/>
+          <w:b w:val="1"/>
+          <w:bCs w:val="1"/>
+          <w:sz w:val="26"/>
+          <w:szCs w:val="26"/>
+        </w:rPr>
+      </w:pPr>
+      <w:r>
+        <w:rPr>
+          <w:rFonts w:ascii="Times New Roman" w:cs="Times New Roman" w:eastAsia="Times New Roman" w:hAnsi="Times New Roman"/>
           <w:sz w:val="24"/>
           <w:szCs w:val="24"/>
           <w:rtl w:val="0"/>
@@ -5465,16 +6538,16 @@
           <wp:inline distB="114300" distT="114300" distL="114300" distR="114300">
             <wp:extent cx="4043363" cy="3929181"/>
             <wp:effectExtent b="0" l="0" r="0" t="0"/>
-            <wp:docPr id="25" name="image36.jpg"/>
+            <wp:docPr id="29" name="image43.jpg"/>
             <a:graphic>
               <a:graphicData uri="http://schemas.openxmlformats.org/drawingml/2006/picture">
                 <pic:pic>
                   <pic:nvPicPr>
-                    <pic:cNvPr id="0" name="image36.jpg"/>
+                    <pic:cNvPr id="0" name="image43.jpg"/>
                     <pic:cNvPicPr preferRelativeResize="0"/>
                   </pic:nvPicPr>
                   <pic:blipFill>
-                    <a:blip r:embed="rId34"/>
+                    <a:blip r:embed="rId44"/>
                     <a:srcRect b="0" l="0" r="0" t="0"/>
                     <a:stretch>
                       <a:fillRect/>
@@ -5517,7 +6590,7 @@
           <w:szCs w:val="24"/>
           <w:rtl w:val="0"/>
         </w:rPr>
-        <w:t xml:space="preserve">Рис.8. Бінарні обчислення</w:t>
+        <w:t xml:space="preserve">Рис.10. Бінарні обчислення</w:t>
       </w:r>
     </w:p>
     <w:p>
@@ -5594,16 +6667,16 @@
           <wp:inline distB="114300" distT="114300" distL="114300" distR="114300">
             <wp:extent cx="5324475" cy="1971675"/>
             <wp:effectExtent b="0" l="0" r="0" t="0"/>
-            <wp:docPr id="1" name="image1.png"/>
+            <wp:docPr id="1" name="image20.png"/>
             <a:graphic>
               <a:graphicData uri="http://schemas.openxmlformats.org/drawingml/2006/picture">
                 <pic:pic>
                   <pic:nvPicPr>
-                    <pic:cNvPr id="0" name="image1.png"/>
+                    <pic:cNvPr id="0" name="image20.png"/>
                     <pic:cNvPicPr preferRelativeResize="0"/>
                   </pic:nvPicPr>
                   <pic:blipFill>
-                    <a:blip r:embed="rId35"/>
+                    <a:blip r:embed="rId45"/>
                     <a:srcRect b="0" l="0" r="0" t="0"/>
                     <a:stretch>
                       <a:fillRect/>
@@ -5649,16 +6722,16 @@
           <wp:inline distB="114300" distT="114300" distL="114300" distR="114300">
             <wp:extent cx="5038725" cy="1800225"/>
             <wp:effectExtent b="0" l="0" r="0" t="0"/>
-            <wp:docPr id="11" name="image2.png"/>
+            <wp:docPr id="16" name="image18.png"/>
             <a:graphic>
               <a:graphicData uri="http://schemas.openxmlformats.org/drawingml/2006/picture">
                 <pic:pic>
                   <pic:nvPicPr>
-                    <pic:cNvPr id="0" name="image2.png"/>
+                    <pic:cNvPr id="0" name="image18.png"/>
                     <pic:cNvPicPr preferRelativeResize="0"/>
                   </pic:nvPicPr>
                   <pic:blipFill>
-                    <a:blip r:embed="rId36"/>
+                    <a:blip r:embed="rId46"/>
                     <a:srcRect b="0" l="0" r="0" t="0"/>
                     <a:stretch>
                       <a:fillRect/>
@@ -5704,16 +6777,16 @@
           <wp:inline distB="114300" distT="114300" distL="114300" distR="114300">
             <wp:extent cx="5731200" cy="1270000"/>
             <wp:effectExtent b="0" l="0" r="0" t="0"/>
-            <wp:docPr id="31" name="image17.png"/>
+            <wp:docPr id="34" name="image37.png"/>
             <a:graphic>
               <a:graphicData uri="http://schemas.openxmlformats.org/drawingml/2006/picture">
                 <pic:pic>
                   <pic:nvPicPr>
-                    <pic:cNvPr id="0" name="image17.png"/>
+                    <pic:cNvPr id="0" name="image37.png"/>
                     <pic:cNvPicPr preferRelativeResize="0"/>
                   </pic:nvPicPr>
                   <pic:blipFill>
-                    <a:blip r:embed="rId37"/>
+                    <a:blip r:embed="rId47"/>
                     <a:srcRect b="0" l="0" r="0" t="0"/>
                     <a:stretch>
                       <a:fillRect/>
@@ -5759,16 +6832,16 @@
           <wp:inline distB="114300" distT="114300" distL="114300" distR="114300">
             <wp:extent cx="5731200" cy="1104900"/>
             <wp:effectExtent b="0" l="0" r="0" t="0"/>
-            <wp:docPr id="17" name="image37.png"/>
+            <wp:docPr id="20" name="image15.png"/>
             <a:graphic>
               <a:graphicData uri="http://schemas.openxmlformats.org/drawingml/2006/picture">
                 <pic:pic>
                   <pic:nvPicPr>
-                    <pic:cNvPr id="0" name="image37.png"/>
+                    <pic:cNvPr id="0" name="image15.png"/>
                     <pic:cNvPicPr preferRelativeResize="0"/>
                   </pic:nvPicPr>
                   <pic:blipFill>
-                    <a:blip r:embed="rId38"/>
+                    <a:blip r:embed="rId48"/>
                     <a:srcRect b="0" l="0" r="0" t="0"/>
                     <a:stretch>
                       <a:fillRect/>
@@ -5814,16 +6887,16 @@
           <wp:inline distB="114300" distT="114300" distL="114300" distR="114300">
             <wp:extent cx="5731200" cy="1320800"/>
             <wp:effectExtent b="0" l="0" r="0" t="0"/>
-            <wp:docPr id="7" name="image6.png"/>
+            <wp:docPr id="13" name="image1.png"/>
             <a:graphic>
               <a:graphicData uri="http://schemas.openxmlformats.org/drawingml/2006/picture">
                 <pic:pic>
                   <pic:nvPicPr>
-                    <pic:cNvPr id="0" name="image6.png"/>
+                    <pic:cNvPr id="0" name="image1.png"/>
                     <pic:cNvPicPr preferRelativeResize="0"/>
                   </pic:nvPicPr>
                   <pic:blipFill>
-                    <a:blip r:embed="rId39"/>
+                    <a:blip r:embed="rId49"/>
                     <a:srcRect b="0" l="0" r="0" t="0"/>
                     <a:stretch>
                       <a:fillRect/>
@@ -5869,16 +6942,16 @@
           <wp:inline distB="114300" distT="114300" distL="114300" distR="114300">
             <wp:extent cx="5731200" cy="1587500"/>
             <wp:effectExtent b="0" l="0" r="0" t="0"/>
-            <wp:docPr id="21" name="image14.png"/>
+            <wp:docPr id="23" name="image25.png"/>
             <a:graphic>
               <a:graphicData uri="http://schemas.openxmlformats.org/drawingml/2006/picture">
                 <pic:pic>
                   <pic:nvPicPr>
-                    <pic:cNvPr id="0" name="image14.png"/>
+                    <pic:cNvPr id="0" name="image25.png"/>
                     <pic:cNvPicPr preferRelativeResize="0"/>
                   </pic:nvPicPr>
                   <pic:blipFill>
-                    <a:blip r:embed="rId40"/>
+                    <a:blip r:embed="rId50"/>
                     <a:srcRect b="0" l="0" r="0" t="0"/>
                     <a:stretch>
                       <a:fillRect/>
@@ -5924,16 +6997,16 @@
           <wp:inline distB="114300" distT="114300" distL="114300" distR="114300">
             <wp:extent cx="5731200" cy="1765300"/>
             <wp:effectExtent b="0" l="0" r="0" t="0"/>
-            <wp:docPr id="16" name="image3.png"/>
+            <wp:docPr id="19" name="image2.png"/>
             <a:graphic>
               <a:graphicData uri="http://schemas.openxmlformats.org/drawingml/2006/picture">
                 <pic:pic>
                   <pic:nvPicPr>
-                    <pic:cNvPr id="0" name="image3.png"/>
+                    <pic:cNvPr id="0" name="image2.png"/>
                     <pic:cNvPicPr preferRelativeResize="0"/>
                   </pic:nvPicPr>
                   <pic:blipFill>
-                    <a:blip r:embed="rId41"/>
+                    <a:blip r:embed="rId51"/>
                     <a:srcRect b="0" l="0" r="0" t="0"/>
                     <a:stretch>
                       <a:fillRect/>
@@ -5979,16 +7052,16 @@
           <wp:inline distB="114300" distT="114300" distL="114300" distR="114300">
             <wp:extent cx="5731200" cy="1752600"/>
             <wp:effectExtent b="0" l="0" r="0" t="0"/>
-            <wp:docPr id="33" name="image21.png"/>
+            <wp:docPr id="35" name="image39.png"/>
             <a:graphic>
               <a:graphicData uri="http://schemas.openxmlformats.org/drawingml/2006/picture">
                 <pic:pic>
                   <pic:nvPicPr>
-                    <pic:cNvPr id="0" name="image21.png"/>
+                    <pic:cNvPr id="0" name="image39.png"/>
                     <pic:cNvPicPr preferRelativeResize="0"/>
                   </pic:nvPicPr>
                   <pic:blipFill>
-                    <a:blip r:embed="rId42"/>
+                    <a:blip r:embed="rId52"/>
                     <a:srcRect b="0" l="0" r="0" t="0"/>
                     <a:stretch>
                       <a:fillRect/>
@@ -6034,16 +7107,16 @@
           <wp:inline distB="114300" distT="114300" distL="114300" distR="114300">
             <wp:extent cx="5731200" cy="1498600"/>
             <wp:effectExtent b="0" l="0" r="0" t="0"/>
-            <wp:docPr id="15" name="image5.png"/>
+            <wp:docPr id="18" name="image6.png"/>
             <a:graphic>
               <a:graphicData uri="http://schemas.openxmlformats.org/drawingml/2006/picture">
                 <pic:pic>
                   <pic:nvPicPr>
-                    <pic:cNvPr id="0" name="image5.png"/>
+                    <pic:cNvPr id="0" name="image6.png"/>
                     <pic:cNvPicPr preferRelativeResize="0"/>
                   </pic:nvPicPr>
                   <pic:blipFill>
-                    <a:blip r:embed="rId43"/>
+                    <a:blip r:embed="rId53"/>
                     <a:srcRect b="0" l="0" r="0" t="0"/>
                     <a:stretch>
                       <a:fillRect/>
@@ -6089,16 +7162,16 @@
           <wp:inline distB="114300" distT="114300" distL="114300" distR="114300">
             <wp:extent cx="5731200" cy="1397000"/>
             <wp:effectExtent b="0" l="0" r="0" t="0"/>
-            <wp:docPr id="24" name="image12.png"/>
+            <wp:docPr id="27" name="image27.png"/>
             <a:graphic>
               <a:graphicData uri="http://schemas.openxmlformats.org/drawingml/2006/picture">
                 <pic:pic>
                   <pic:nvPicPr>
-                    <pic:cNvPr id="0" name="image12.png"/>
+                    <pic:cNvPr id="0" name="image27.png"/>
                     <pic:cNvPicPr preferRelativeResize="0"/>
                   </pic:nvPicPr>
                   <pic:blipFill>
-                    <a:blip r:embed="rId44"/>
+                    <a:blip r:embed="rId54"/>
                     <a:srcRect b="0" l="0" r="0" t="0"/>
                     <a:stretch>
                       <a:fillRect/>
@@ -6144,16 +7217,16 @@
           <wp:inline distB="114300" distT="114300" distL="114300" distR="114300">
             <wp:extent cx="4933950" cy="1828800"/>
             <wp:effectExtent b="0" l="0" r="0" t="0"/>
-            <wp:docPr id="2" name="image4.png"/>
+            <wp:docPr id="2" name="image7.png"/>
             <a:graphic>
               <a:graphicData uri="http://schemas.openxmlformats.org/drawingml/2006/picture">
                 <pic:pic>
                   <pic:nvPicPr>
-                    <pic:cNvPr id="0" name="image4.png"/>
+                    <pic:cNvPr id="0" name="image7.png"/>
                     <pic:cNvPicPr preferRelativeResize="0"/>
                   </pic:nvPicPr>
                   <pic:blipFill>
-                    <a:blip r:embed="rId45"/>
+                    <a:blip r:embed="rId55"/>
                     <a:srcRect b="0" l="0" r="0" t="0"/>
                     <a:stretch>
                       <a:fillRect/>
@@ -6199,7 +7272,7 @@
           <wp:inline distB="114300" distT="114300" distL="114300" distR="114300">
             <wp:extent cx="4829175" cy="1809750"/>
             <wp:effectExtent b="0" l="0" r="0" t="0"/>
-            <wp:docPr id="18" name="image19.png"/>
+            <wp:docPr id="21" name="image19.png"/>
             <a:graphic>
               <a:graphicData uri="http://schemas.openxmlformats.org/drawingml/2006/picture">
                 <pic:pic>
@@ -6208,7 +7281,7 @@
                     <pic:cNvPicPr preferRelativeResize="0"/>
                   </pic:nvPicPr>
                   <pic:blipFill>
-                    <a:blip r:embed="rId46"/>
+                    <a:blip r:embed="rId56"/>
                     <a:srcRect b="0" l="0" r="0" t="0"/>
                     <a:stretch>
                       <a:fillRect/>
@@ -6258,16 +7331,16 @@
           <wp:inline distB="114300" distT="114300" distL="114300" distR="114300">
             <wp:extent cx="4848225" cy="1762125"/>
             <wp:effectExtent b="0" l="0" r="0" t="0"/>
-            <wp:docPr id="35" name="image26.png"/>
+            <wp:docPr id="37" name="image33.png"/>
             <a:graphic>
               <a:graphicData uri="http://schemas.openxmlformats.org/drawingml/2006/picture">
                 <pic:pic>
                   <pic:nvPicPr>
-                    <pic:cNvPr id="0" name="image26.png"/>
+                    <pic:cNvPr id="0" name="image33.png"/>
                     <pic:cNvPicPr preferRelativeResize="0"/>
                   </pic:nvPicPr>
                   <pic:blipFill>
-                    <a:blip r:embed="rId47"/>
+                    <a:blip r:embed="rId57"/>
                     <a:srcRect b="0" l="0" r="0" t="0"/>
                     <a:stretch>
                       <a:fillRect/>
@@ -6313,16 +7386,16 @@
           <wp:inline distB="114300" distT="114300" distL="114300" distR="114300">
             <wp:extent cx="3600450" cy="514350"/>
             <wp:effectExtent b="0" l="0" r="0" t="0"/>
-            <wp:docPr id="36" name="image23.png"/>
+            <wp:docPr id="38" name="image26.png"/>
             <a:graphic>
               <a:graphicData uri="http://schemas.openxmlformats.org/drawingml/2006/picture">
                 <pic:pic>
                   <pic:nvPicPr>
-                    <pic:cNvPr id="0" name="image23.png"/>
+                    <pic:cNvPr id="0" name="image26.png"/>
                     <pic:cNvPicPr preferRelativeResize="0"/>
                   </pic:nvPicPr>
                   <pic:blipFill>
-                    <a:blip r:embed="rId48"/>
+                    <a:blip r:embed="rId58"/>
                     <a:srcRect b="0" l="0" r="0" t="0"/>
                     <a:stretch>
                       <a:fillRect/>
@@ -6368,16 +7441,16 @@
           <wp:inline distB="114300" distT="114300" distL="114300" distR="114300">
             <wp:extent cx="3619500" cy="466725"/>
             <wp:effectExtent b="0" l="0" r="0" t="0"/>
-            <wp:docPr id="8" name="image7.png"/>
+            <wp:docPr id="14" name="image17.png"/>
             <a:graphic>
               <a:graphicData uri="http://schemas.openxmlformats.org/drawingml/2006/picture">
                 <pic:pic>
                   <pic:nvPicPr>
-                    <pic:cNvPr id="0" name="image7.png"/>
+                    <pic:cNvPr id="0" name="image17.png"/>
                     <pic:cNvPicPr preferRelativeResize="0"/>
                   </pic:nvPicPr>
                   <pic:blipFill>
-                    <a:blip r:embed="rId49"/>
+                    <a:blip r:embed="rId59"/>
                     <a:srcRect b="0" l="0" r="0" t="0"/>
                     <a:stretch>
                       <a:fillRect/>
@@ -6423,16 +7496,16 @@
           <wp:inline distB="114300" distT="114300" distL="114300" distR="114300">
             <wp:extent cx="2638425" cy="1114425"/>
             <wp:effectExtent b="0" l="0" r="0" t="0"/>
-            <wp:docPr id="4" name="image33.png"/>
+            <wp:docPr id="3" name="image21.png"/>
             <a:graphic>
               <a:graphicData uri="http://schemas.openxmlformats.org/drawingml/2006/picture">
                 <pic:pic>
                   <pic:nvPicPr>
-                    <pic:cNvPr id="0" name="image33.png"/>
+                    <pic:cNvPr id="0" name="image21.png"/>
                     <pic:cNvPicPr preferRelativeResize="0"/>
                   </pic:nvPicPr>
                   <pic:blipFill>
-                    <a:blip r:embed="rId50"/>
+                    <a:blip r:embed="rId60"/>
                     <a:srcRect b="0" l="0" r="0" t="0"/>
                     <a:stretch>
                       <a:fillRect/>
@@ -6475,12 +7548,13 @@
           <w:szCs w:val="24"/>
           <w:rtl w:val="0"/>
         </w:rPr>
-        <w:t xml:space="preserve">Рис.9. Вивід коду програми Аналізатор надійності пароля</w:t>
+        <w:t xml:space="preserve">Рис.11. Вивід коду програми Аналізатор надійності пароля</w:t>
       </w:r>
     </w:p>
     <w:p>
       <w:pPr>
         <w:spacing w:after="200" w:line="276" w:lineRule="auto"/>
+        <w:ind w:left="0" w:firstLine="0"/>
         <w:rPr>
           <w:rFonts w:ascii="Times New Roman" w:cs="Times New Roman" w:eastAsia="Times New Roman" w:hAnsi="Times New Roman"/>
           <w:sz w:val="24"/>
@@ -6496,6 +7570,303 @@
         </w:rPr>
         <w:t xml:space="preserve">Час затрачений на виконання завдання: 2 години</w:t>
       </w:r>
+    </w:p>
+    <w:p>
+      <w:pPr>
+        <w:spacing w:after="200" w:line="276" w:lineRule="auto"/>
+        <w:ind w:left="0" w:firstLine="0"/>
+        <w:rPr>
+          <w:rFonts w:ascii="Times New Roman" w:cs="Times New Roman" w:eastAsia="Times New Roman" w:hAnsi="Times New Roman"/>
+          <w:sz w:val="24"/>
+          <w:szCs w:val="24"/>
+        </w:rPr>
+      </w:pPr>
+      <w:r>
+        <w:rPr>
+          <w:rtl w:val="0"/>
+        </w:rPr>
+      </w:r>
+    </w:p>
+    <w:p>
+      <w:pPr>
+        <w:spacing w:line="276" w:lineRule="auto"/>
+        <w:rPr>
+          <w:rFonts w:ascii="Calibri" w:cs="Calibri" w:eastAsia="Calibri" w:hAnsi="Calibri"/>
+        </w:rPr>
+      </w:pPr>
+      <w:r>
+        <w:rPr>
+          <w:rFonts w:ascii="Times New Roman" w:cs="Times New Roman" w:eastAsia="Times New Roman" w:hAnsi="Times New Roman"/>
+          <w:sz w:val="24"/>
+          <w:szCs w:val="24"/>
+          <w:rtl w:val="0"/>
+        </w:rPr>
+        <w:t xml:space="preserve">Завдання №5 </w:t>
+      </w:r>
+      <w:r>
+        <w:rPr>
+          <w:rFonts w:ascii="Calibri" w:cs="Calibri" w:eastAsia="Calibri" w:hAnsi="Calibri"/>
+          <w:rtl w:val="0"/>
+        </w:rPr>
+        <w:t xml:space="preserve">Lab# programming: Algotester Lab 1 Task 2</w:t>
+      </w:r>
+    </w:p>
+    <w:p>
+      <w:pPr>
+        <w:spacing w:line="276" w:lineRule="auto"/>
+        <w:jc w:val="center"/>
+        <w:rPr>
+          <w:rFonts w:ascii="Calibri" w:cs="Calibri" w:eastAsia="Calibri" w:hAnsi="Calibri"/>
+        </w:rPr>
+      </w:pPr>
+      <w:r>
+        <w:rPr>
+          <w:rFonts w:ascii="Calibri" w:cs="Calibri" w:eastAsia="Calibri" w:hAnsi="Calibri"/>
+        </w:rPr>
+        <w:drawing>
+          <wp:inline distB="114300" distT="114300" distL="114300" distR="114300">
+            <wp:extent cx="5731200" cy="660400"/>
+            <wp:effectExtent b="0" l="0" r="0" t="0"/>
+            <wp:docPr id="42" name="image40.png"/>
+            <a:graphic>
+              <a:graphicData uri="http://schemas.openxmlformats.org/drawingml/2006/picture">
+                <pic:pic>
+                  <pic:nvPicPr>
+                    <pic:cNvPr id="0" name="image40.png"/>
+                    <pic:cNvPicPr preferRelativeResize="0"/>
+                  </pic:nvPicPr>
+                  <pic:blipFill>
+                    <a:blip r:embed="rId61"/>
+                    <a:srcRect b="0" l="0" r="0" t="0"/>
+                    <a:stretch>
+                      <a:fillRect/>
+                    </a:stretch>
+                  </pic:blipFill>
+                  <pic:spPr>
+                    <a:xfrm>
+                      <a:off x="0" y="0"/>
+                      <a:ext cx="5731200" cy="660400"/>
+                    </a:xfrm>
+                    <a:prstGeom prst="rect"/>
+                    <a:ln/>
+                  </pic:spPr>
+                </pic:pic>
+              </a:graphicData>
+            </a:graphic>
+          </wp:inline>
+        </w:drawing>
+      </w:r>
+      <w:r>
+        <w:rPr>
+          <w:rtl w:val="0"/>
+        </w:rPr>
+      </w:r>
+    </w:p>
+    <w:p>
+      <w:pPr>
+        <w:spacing w:line="276" w:lineRule="auto"/>
+        <w:jc w:val="center"/>
+        <w:rPr>
+          <w:rFonts w:ascii="Times New Roman" w:cs="Times New Roman" w:eastAsia="Times New Roman" w:hAnsi="Times New Roman"/>
+          <w:sz w:val="24"/>
+          <w:szCs w:val="24"/>
+        </w:rPr>
+      </w:pPr>
+      <w:r>
+        <w:rPr>
+          <w:rFonts w:ascii="Times New Roman" w:cs="Times New Roman" w:eastAsia="Times New Roman" w:hAnsi="Times New Roman"/>
+          <w:sz w:val="24"/>
+          <w:szCs w:val="24"/>
+          <w:rtl w:val="0"/>
+        </w:rPr>
+        <w:t xml:space="preserve">Рис.12. Результат програми Lab 1 Task 2</w:t>
+      </w:r>
+    </w:p>
+    <w:p>
+      <w:pPr>
+        <w:spacing w:after="200" w:line="276" w:lineRule="auto"/>
+        <w:ind w:left="0" w:firstLine="0"/>
+        <w:rPr>
+          <w:rFonts w:ascii="Times New Roman" w:cs="Times New Roman" w:eastAsia="Times New Roman" w:hAnsi="Times New Roman"/>
+          <w:sz w:val="24"/>
+          <w:szCs w:val="24"/>
+        </w:rPr>
+      </w:pPr>
+      <w:r>
+        <w:rPr>
+          <w:rFonts w:ascii="Times New Roman" w:cs="Times New Roman" w:eastAsia="Times New Roman" w:hAnsi="Times New Roman"/>
+          <w:sz w:val="24"/>
+          <w:szCs w:val="24"/>
+          <w:rtl w:val="0"/>
+        </w:rPr>
+        <w:t xml:space="preserve">Час затрачений на виконання завдання: 1.5 години</w:t>
+      </w:r>
+    </w:p>
+    <w:p>
+      <w:pPr>
+        <w:spacing w:after="200" w:line="276" w:lineRule="auto"/>
+        <w:ind w:left="0" w:firstLine="0"/>
+        <w:rPr>
+          <w:rFonts w:ascii="Times New Roman" w:cs="Times New Roman" w:eastAsia="Times New Roman" w:hAnsi="Times New Roman"/>
+          <w:sz w:val="24"/>
+          <w:szCs w:val="24"/>
+        </w:rPr>
+      </w:pPr>
+      <w:r>
+        <w:rPr>
+          <w:rtl w:val="0"/>
+        </w:rPr>
+      </w:r>
+    </w:p>
+    <w:p>
+      <w:pPr>
+        <w:spacing w:line="276" w:lineRule="auto"/>
+        <w:rPr>
+          <w:rFonts w:ascii="Calibri" w:cs="Calibri" w:eastAsia="Calibri" w:hAnsi="Calibri"/>
+        </w:rPr>
+      </w:pPr>
+      <w:r>
+        <w:rPr>
+          <w:rFonts w:ascii="Times New Roman" w:cs="Times New Roman" w:eastAsia="Times New Roman" w:hAnsi="Times New Roman"/>
+          <w:sz w:val="24"/>
+          <w:szCs w:val="24"/>
+          <w:rtl w:val="0"/>
+        </w:rPr>
+        <w:t xml:space="preserve">Завдання №6 </w:t>
+      </w:r>
+      <w:r>
+        <w:rPr>
+          <w:rFonts w:ascii="Calibri" w:cs="Calibri" w:eastAsia="Calibri" w:hAnsi="Calibri"/>
+          <w:rtl w:val="0"/>
+        </w:rPr>
+        <w:t xml:space="preserve">Practice# programming:  Self Practice Task</w:t>
+      </w:r>
+    </w:p>
+    <w:p>
+      <w:pPr>
+        <w:spacing w:line="276" w:lineRule="auto"/>
+        <w:jc w:val="center"/>
+        <w:rPr>
+          <w:rFonts w:ascii="Calibri" w:cs="Calibri" w:eastAsia="Calibri" w:hAnsi="Calibri"/>
+        </w:rPr>
+      </w:pPr>
+      <w:r>
+        <w:rPr>
+          <w:rFonts w:ascii="Calibri" w:cs="Calibri" w:eastAsia="Calibri" w:hAnsi="Calibri"/>
+        </w:rPr>
+        <w:drawing>
+          <wp:inline distB="114300" distT="114300" distL="114300" distR="114300">
+            <wp:extent cx="5731200" cy="1473200"/>
+            <wp:effectExtent b="0" l="0" r="0" t="0"/>
+            <wp:docPr id="36" name="image32.png"/>
+            <a:graphic>
+              <a:graphicData uri="http://schemas.openxmlformats.org/drawingml/2006/picture">
+                <pic:pic>
+                  <pic:nvPicPr>
+                    <pic:cNvPr id="0" name="image32.png"/>
+                    <pic:cNvPicPr preferRelativeResize="0"/>
+                  </pic:nvPicPr>
+                  <pic:blipFill>
+                    <a:blip r:embed="rId62"/>
+                    <a:srcRect b="0" l="0" r="0" t="0"/>
+                    <a:stretch>
+                      <a:fillRect/>
+                    </a:stretch>
+                  </pic:blipFill>
+                  <pic:spPr>
+                    <a:xfrm>
+                      <a:off x="0" y="0"/>
+                      <a:ext cx="5731200" cy="1473200"/>
+                    </a:xfrm>
+                    <a:prstGeom prst="rect"/>
+                    <a:ln/>
+                  </pic:spPr>
+                </pic:pic>
+              </a:graphicData>
+            </a:graphic>
+          </wp:inline>
+        </w:drawing>
+      </w:r>
+      <w:r>
+        <w:rPr>
+          <w:rtl w:val="0"/>
+        </w:rPr>
+      </w:r>
+    </w:p>
+    <w:p>
+      <w:pPr>
+        <w:spacing w:line="276" w:lineRule="auto"/>
+        <w:jc w:val="center"/>
+        <w:rPr>
+          <w:rFonts w:ascii="Times New Roman" w:cs="Times New Roman" w:eastAsia="Times New Roman" w:hAnsi="Times New Roman"/>
+          <w:sz w:val="24"/>
+          <w:szCs w:val="24"/>
+        </w:rPr>
+      </w:pPr>
+      <w:r>
+        <w:rPr>
+          <w:rFonts w:ascii="Times New Roman" w:cs="Times New Roman" w:eastAsia="Times New Roman" w:hAnsi="Times New Roman"/>
+          <w:sz w:val="24"/>
+          <w:szCs w:val="24"/>
+          <w:rtl w:val="0"/>
+        </w:rPr>
+        <w:t xml:space="preserve">Рис.13. Результат програми </w:t>
+      </w:r>
+      <w:r>
+        <w:rPr>
+          <w:rFonts w:ascii="Calibri" w:cs="Calibri" w:eastAsia="Calibri" w:hAnsi="Calibri"/>
+          <w:rtl w:val="0"/>
+        </w:rPr>
+        <w:t xml:space="preserve">Офісна Вулиця. Частина 1</w:t>
+      </w:r>
+      <w:r>
+        <w:rPr>
+          <w:rtl w:val="0"/>
+        </w:rPr>
+      </w:r>
+    </w:p>
+    <w:p>
+      <w:pPr>
+        <w:spacing w:after="200" w:line="276" w:lineRule="auto"/>
+        <w:rPr>
+          <w:rFonts w:ascii="Calibri" w:cs="Calibri" w:eastAsia="Calibri" w:hAnsi="Calibri"/>
+        </w:rPr>
+      </w:pPr>
+      <w:r>
+        <w:rPr>
+          <w:rFonts w:ascii="Times New Roman" w:cs="Times New Roman" w:eastAsia="Times New Roman" w:hAnsi="Times New Roman"/>
+          <w:sz w:val="24"/>
+          <w:szCs w:val="24"/>
+          <w:rtl w:val="0"/>
+        </w:rPr>
+        <w:t xml:space="preserve">Час затрачений на виконання завдання: 1.5 години</w:t>
+      </w:r>
+      <w:r>
+        <w:rPr>
+          <w:rtl w:val="0"/>
+        </w:rPr>
+      </w:r>
+    </w:p>
+    <w:p>
+      <w:pPr>
+        <w:spacing w:line="276" w:lineRule="auto"/>
+        <w:rPr>
+          <w:rFonts w:ascii="Calibri" w:cs="Calibri" w:eastAsia="Calibri" w:hAnsi="Calibri"/>
+        </w:rPr>
+      </w:pPr>
+      <w:r>
+        <w:rPr>
+          <w:rtl w:val="0"/>
+        </w:rPr>
+      </w:r>
+    </w:p>
+    <w:p>
+      <w:pPr>
+        <w:spacing w:line="276" w:lineRule="auto"/>
+        <w:rPr>
+          <w:rFonts w:ascii="Calibri" w:cs="Calibri" w:eastAsia="Calibri" w:hAnsi="Calibri"/>
+        </w:rPr>
+      </w:pPr>
       <w:r>
         <w:rPr>
           <w:rtl w:val="0"/>
@@ -6514,8 +7885,8 @@
           <w:szCs w:val="26"/>
         </w:rPr>
       </w:pPr>
-      <w:bookmarkStart w:colFirst="0" w:colLast="0" w:name="_i4rg1fbwjtfq" w:id="1"/>
-      <w:bookmarkEnd w:id="1"/>
+      <w:bookmarkStart w:colFirst="0" w:colLast="0" w:name="_i4rg1fbwjtfq" w:id="2"/>
+      <w:bookmarkEnd w:id="2"/>
       <w:r>
         <w:rPr>
           <w:rFonts w:ascii="Times New Roman" w:cs="Times New Roman" w:eastAsia="Times New Roman" w:hAnsi="Times New Roman"/>
@@ -6550,16 +7921,16 @@
           <wp:inline distB="114300" distT="114300" distL="114300" distR="114300">
             <wp:extent cx="4767263" cy="2977559"/>
             <wp:effectExtent b="0" l="0" r="0" t="0"/>
-            <wp:docPr id="22" name="image24.png"/>
+            <wp:docPr id="24" name="image28.png"/>
             <a:graphic>
               <a:graphicData uri="http://schemas.openxmlformats.org/drawingml/2006/picture">
                 <pic:pic>
                   <pic:nvPicPr>
-                    <pic:cNvPr id="0" name="image24.png"/>
+                    <pic:cNvPr id="0" name="image28.png"/>
                     <pic:cNvPicPr preferRelativeResize="0"/>
                   </pic:nvPicPr>
                   <pic:blipFill>
-                    <a:blip r:embed="rId51"/>
+                    <a:blip r:embed="rId63"/>
                     <a:srcRect b="0" l="0" r="0" t="0"/>
                     <a:stretch>
                       <a:fillRect/>
@@ -6599,7 +7970,7 @@
           <w:rFonts w:ascii="Calibri" w:cs="Calibri" w:eastAsia="Calibri" w:hAnsi="Calibri"/>
           <w:rtl w:val="0"/>
         </w:rPr>
-        <w:t xml:space="preserve">Рис.10. Зустріч з командою в зумі</w:t>
+        <w:t xml:space="preserve">Рис.14. Зустріч з командою в зумі</w:t>
       </w:r>
     </w:p>
     <w:p>
@@ -6622,16 +7993,16 @@
           <wp:inline distB="114300" distT="114300" distL="114300" distR="114300">
             <wp:extent cx="4876800" cy="2502469"/>
             <wp:effectExtent b="0" l="0" r="0" t="0"/>
-            <wp:docPr id="26" name="image22.png"/>
+            <wp:docPr id="30" name="image31.png"/>
             <a:graphic>
               <a:graphicData uri="http://schemas.openxmlformats.org/drawingml/2006/picture">
                 <pic:pic>
                   <pic:nvPicPr>
-                    <pic:cNvPr id="0" name="image22.png"/>
+                    <pic:cNvPr id="0" name="image31.png"/>
                     <pic:cNvPicPr preferRelativeResize="0"/>
                   </pic:nvPicPr>
                   <pic:blipFill>
-                    <a:blip r:embed="rId52"/>
+                    <a:blip r:embed="rId64"/>
                     <a:srcRect b="11005" l="14950" r="0" t="11424"/>
                     <a:stretch>
                       <a:fillRect/>
@@ -6671,7 +8042,7 @@
           <w:rFonts w:ascii="Calibri" w:cs="Calibri" w:eastAsia="Calibri" w:hAnsi="Calibri"/>
           <w:rtl w:val="0"/>
         </w:rPr>
-        <w:t xml:space="preserve">Рис.11. Дошка трелло часом на 05.10</w:t>
+        <w:t xml:space="preserve">Рис.15. Дошка трелло часом на 05.10</w:t>
       </w:r>
     </w:p>
     <w:p>
@@ -6765,9 +8136,9 @@
       </w:r>
     </w:p>
     <w:sectPr>
-      <w:headerReference r:id="rId53" w:type="first"/>
-      <w:footerReference r:id="rId54" w:type="default"/>
-      <w:footerReference r:id="rId55" w:type="first"/>
+      <w:headerReference r:id="rId65" w:type="first"/>
+      <w:footerReference r:id="rId66" w:type="default"/>
+      <w:footerReference r:id="rId67" w:type="first"/>
       <w:pgSz w:h="16834" w:w="11909" w:orient="portrait"/>
       <w:pgMar w:bottom="1440" w:top="1440" w:left="1440" w:right="1440" w:header="720" w:footer="720"/>
       <w:pgNumType w:start="1"/>
